--- a/Online Judge.docx
+++ b/Online Judge.docx
@@ -53,6 +53,26 @@
         <w:pStyle w:val="BodyText"/>
         <w:rPr>
           <w:rFonts w:asciiTheme="minorHAnsi" w:hAnsiTheme="minorHAnsi" w:cstheme="minorHAnsi"/>
+          <w:sz w:val="22"/>
+          <w:szCs w:val="22"/>
+        </w:rPr>
+      </w:pPr>
+    </w:p>
+    <w:p>
+      <w:pPr>
+        <w:pStyle w:val="BodyText"/>
+        <w:rPr>
+          <w:rFonts w:asciiTheme="minorHAnsi" w:hAnsiTheme="minorHAnsi" w:cstheme="minorHAnsi"/>
+          <w:sz w:val="22"/>
+          <w:szCs w:val="22"/>
+        </w:rPr>
+      </w:pPr>
+    </w:p>
+    <w:p>
+      <w:pPr>
+        <w:pStyle w:val="BodyText"/>
+        <w:rPr>
+          <w:rFonts w:asciiTheme="minorHAnsi" w:hAnsiTheme="minorHAnsi" w:cstheme="minorHAnsi"/>
         </w:rPr>
       </w:pPr>
       <w:r>
@@ -84,347 +104,41 @@
           <w:sz w:val="22"/>
           <w:szCs w:val="22"/>
         </w:rPr>
-        <w:t>A</w:t>
-      </w:r>
-      <w:r>
-        <w:rPr>
-          <w:rFonts w:asciiTheme="minorHAnsi" w:hAnsiTheme="minorHAnsi" w:cstheme="minorHAnsi"/>
-          <w:spacing w:val="-2"/>
-          <w:sz w:val="22"/>
-          <w:szCs w:val="22"/>
-        </w:rPr>
-        <w:t xml:space="preserve"> </w:t>
-      </w:r>
-      <w:r>
-        <w:rPr>
-          <w:rFonts w:asciiTheme="minorHAnsi" w:hAnsiTheme="minorHAnsi" w:cstheme="minorHAnsi"/>
-          <w:sz w:val="22"/>
-          <w:szCs w:val="22"/>
-        </w:rPr>
-        <w:t>coding</w:t>
-      </w:r>
-      <w:r>
-        <w:rPr>
-          <w:rFonts w:asciiTheme="minorHAnsi" w:hAnsiTheme="minorHAnsi" w:cstheme="minorHAnsi"/>
-          <w:spacing w:val="-5"/>
-          <w:sz w:val="22"/>
-          <w:szCs w:val="22"/>
-        </w:rPr>
-        <w:t xml:space="preserve"> </w:t>
-      </w:r>
-      <w:r>
-        <w:rPr>
-          <w:rFonts w:asciiTheme="minorHAnsi" w:hAnsiTheme="minorHAnsi" w:cstheme="minorHAnsi"/>
-          <w:sz w:val="22"/>
-          <w:szCs w:val="22"/>
-        </w:rPr>
-        <w:t>challenge is</w:t>
-      </w:r>
-      <w:r>
-        <w:rPr>
-          <w:rFonts w:asciiTheme="minorHAnsi" w:hAnsiTheme="minorHAnsi" w:cstheme="minorHAnsi"/>
-          <w:spacing w:val="-1"/>
-          <w:sz w:val="22"/>
-          <w:szCs w:val="22"/>
-        </w:rPr>
-        <w:t xml:space="preserve"> </w:t>
-      </w:r>
-      <w:r>
-        <w:rPr>
-          <w:rFonts w:asciiTheme="minorHAnsi" w:hAnsiTheme="minorHAnsi" w:cstheme="minorHAnsi"/>
-          <w:sz w:val="22"/>
-          <w:szCs w:val="22"/>
-        </w:rPr>
-        <w:t>a</w:t>
-      </w:r>
-      <w:r>
-        <w:rPr>
-          <w:rFonts w:asciiTheme="minorHAnsi" w:hAnsiTheme="minorHAnsi" w:cstheme="minorHAnsi"/>
-          <w:spacing w:val="-4"/>
-          <w:sz w:val="22"/>
-          <w:szCs w:val="22"/>
-        </w:rPr>
-        <w:t xml:space="preserve"> </w:t>
-      </w:r>
-      <w:r>
-        <w:rPr>
-          <w:rFonts w:asciiTheme="minorHAnsi" w:hAnsiTheme="minorHAnsi" w:cstheme="minorHAnsi"/>
-          <w:sz w:val="22"/>
-          <w:szCs w:val="22"/>
-        </w:rPr>
-        <w:t>competitive event in which a</w:t>
-      </w:r>
-      <w:r>
-        <w:rPr>
-          <w:rFonts w:asciiTheme="minorHAnsi" w:hAnsiTheme="minorHAnsi" w:cstheme="minorHAnsi"/>
-          <w:spacing w:val="-5"/>
-          <w:sz w:val="22"/>
-          <w:szCs w:val="22"/>
-        </w:rPr>
-        <w:t xml:space="preserve"> </w:t>
-      </w:r>
-      <w:r>
-        <w:rPr>
-          <w:rFonts w:asciiTheme="minorHAnsi" w:hAnsiTheme="minorHAnsi" w:cstheme="minorHAnsi"/>
-          <w:sz w:val="22"/>
-          <w:szCs w:val="22"/>
-        </w:rPr>
-        <w:t>group of participants</w:t>
-      </w:r>
-      <w:r>
-        <w:rPr>
-          <w:rFonts w:asciiTheme="minorHAnsi" w:hAnsiTheme="minorHAnsi" w:cstheme="minorHAnsi"/>
-          <w:spacing w:val="-1"/>
-          <w:sz w:val="22"/>
-          <w:szCs w:val="22"/>
-        </w:rPr>
-        <w:t xml:space="preserve"> </w:t>
-      </w:r>
-      <w:r>
-        <w:rPr>
-          <w:rFonts w:asciiTheme="minorHAnsi" w:hAnsiTheme="minorHAnsi" w:cstheme="minorHAnsi"/>
-          <w:sz w:val="22"/>
-          <w:szCs w:val="22"/>
-        </w:rPr>
-        <w:t>solve a</w:t>
-      </w:r>
-      <w:r>
-        <w:rPr>
-          <w:rFonts w:asciiTheme="minorHAnsi" w:hAnsiTheme="minorHAnsi" w:cstheme="minorHAnsi"/>
-          <w:spacing w:val="-9"/>
-          <w:sz w:val="22"/>
-          <w:szCs w:val="22"/>
-        </w:rPr>
-        <w:t xml:space="preserve"> </w:t>
-      </w:r>
-      <w:r>
-        <w:rPr>
-          <w:rFonts w:asciiTheme="minorHAnsi" w:hAnsiTheme="minorHAnsi" w:cstheme="minorHAnsi"/>
-          <w:sz w:val="22"/>
-          <w:szCs w:val="22"/>
-        </w:rPr>
-        <w:t>set of</w:t>
-      </w:r>
-      <w:r>
-        <w:rPr>
-          <w:rFonts w:asciiTheme="minorHAnsi" w:hAnsiTheme="minorHAnsi" w:cstheme="minorHAnsi"/>
-          <w:spacing w:val="-1"/>
-          <w:sz w:val="22"/>
-          <w:szCs w:val="22"/>
-        </w:rPr>
-        <w:t xml:space="preserve"> </w:t>
-      </w:r>
-      <w:r>
-        <w:rPr>
-          <w:rFonts w:asciiTheme="minorHAnsi" w:hAnsiTheme="minorHAnsi" w:cstheme="minorHAnsi"/>
-          <w:sz w:val="22"/>
-          <w:szCs w:val="22"/>
-        </w:rPr>
-        <w:t>coding questions within a</w:t>
-      </w:r>
-      <w:r>
-        <w:rPr>
-          <w:rFonts w:asciiTheme="minorHAnsi" w:hAnsiTheme="minorHAnsi" w:cstheme="minorHAnsi"/>
-          <w:spacing w:val="-5"/>
-          <w:sz w:val="22"/>
-          <w:szCs w:val="22"/>
-        </w:rPr>
-        <w:t xml:space="preserve"> </w:t>
-      </w:r>
-      <w:r>
-        <w:rPr>
-          <w:rFonts w:asciiTheme="minorHAnsi" w:hAnsiTheme="minorHAnsi" w:cstheme="minorHAnsi"/>
-          <w:sz w:val="22"/>
-          <w:szCs w:val="22"/>
-        </w:rPr>
-        <w:t>specified timeframe, typically ranging from a few hours to a few days.</w:t>
-      </w:r>
-      <w:r>
-        <w:rPr>
-          <w:rFonts w:asciiTheme="minorHAnsi" w:hAnsiTheme="minorHAnsi" w:cstheme="minorHAnsi"/>
-          <w:sz w:val="22"/>
-          <w:szCs w:val="22"/>
-        </w:rPr>
-        <w:t xml:space="preserve"> </w:t>
-      </w:r>
-      <w:r>
-        <w:rPr>
-          <w:rFonts w:asciiTheme="minorHAnsi" w:hAnsiTheme="minorHAnsi" w:cstheme="minorHAnsi"/>
-          <w:sz w:val="22"/>
-          <w:szCs w:val="22"/>
-        </w:rPr>
-        <w:t>Participants who have registered beforehand compete by submitting</w:t>
-      </w:r>
-      <w:r>
-        <w:rPr>
-          <w:rFonts w:asciiTheme="minorHAnsi" w:hAnsiTheme="minorHAnsi" w:cstheme="minorHAnsi"/>
-          <w:spacing w:val="-8"/>
-          <w:sz w:val="22"/>
-          <w:szCs w:val="22"/>
-        </w:rPr>
-        <w:t xml:space="preserve"> </w:t>
-      </w:r>
-      <w:r>
-        <w:rPr>
-          <w:rFonts w:asciiTheme="minorHAnsi" w:hAnsiTheme="minorHAnsi" w:cstheme="minorHAnsi"/>
-          <w:sz w:val="22"/>
-          <w:szCs w:val="22"/>
-        </w:rPr>
-        <w:t>their</w:t>
-      </w:r>
-      <w:r>
-        <w:rPr>
-          <w:rFonts w:asciiTheme="minorHAnsi" w:hAnsiTheme="minorHAnsi" w:cstheme="minorHAnsi"/>
-          <w:spacing w:val="-7"/>
-          <w:sz w:val="22"/>
-          <w:szCs w:val="22"/>
-        </w:rPr>
-        <w:t xml:space="preserve"> </w:t>
-      </w:r>
-      <w:r>
-        <w:rPr>
-          <w:rFonts w:asciiTheme="minorHAnsi" w:hAnsiTheme="minorHAnsi" w:cstheme="minorHAnsi"/>
-          <w:sz w:val="22"/>
-          <w:szCs w:val="22"/>
-        </w:rPr>
-        <w:t>solutions,</w:t>
-      </w:r>
-      <w:r>
-        <w:rPr>
-          <w:rFonts w:asciiTheme="minorHAnsi" w:hAnsiTheme="minorHAnsi" w:cstheme="minorHAnsi"/>
-          <w:spacing w:val="-1"/>
-          <w:sz w:val="22"/>
-          <w:szCs w:val="22"/>
-        </w:rPr>
-        <w:t xml:space="preserve"> </w:t>
-      </w:r>
-      <w:r>
-        <w:rPr>
-          <w:rFonts w:asciiTheme="minorHAnsi" w:hAnsiTheme="minorHAnsi" w:cstheme="minorHAnsi"/>
-          <w:sz w:val="22"/>
-          <w:szCs w:val="22"/>
-        </w:rPr>
-        <w:t>which</w:t>
-      </w:r>
-      <w:r>
-        <w:rPr>
-          <w:rFonts w:asciiTheme="minorHAnsi" w:hAnsiTheme="minorHAnsi" w:cstheme="minorHAnsi"/>
-          <w:spacing w:val="-3"/>
-          <w:sz w:val="22"/>
-          <w:szCs w:val="22"/>
-        </w:rPr>
-        <w:t xml:space="preserve"> </w:t>
-      </w:r>
-      <w:r>
-        <w:rPr>
-          <w:rFonts w:asciiTheme="minorHAnsi" w:hAnsiTheme="minorHAnsi" w:cstheme="minorHAnsi"/>
-          <w:sz w:val="22"/>
-          <w:szCs w:val="22"/>
-        </w:rPr>
-        <w:t>are</w:t>
-      </w:r>
-      <w:r>
-        <w:rPr>
-          <w:rFonts w:asciiTheme="minorHAnsi" w:hAnsiTheme="minorHAnsi" w:cstheme="minorHAnsi"/>
-          <w:spacing w:val="-3"/>
-          <w:sz w:val="22"/>
-          <w:szCs w:val="22"/>
-        </w:rPr>
-        <w:t xml:space="preserve"> </w:t>
-      </w:r>
-      <w:r>
-        <w:rPr>
-          <w:rFonts w:asciiTheme="minorHAnsi" w:hAnsiTheme="minorHAnsi" w:cstheme="minorHAnsi"/>
-          <w:sz w:val="22"/>
-          <w:szCs w:val="22"/>
-        </w:rPr>
-        <w:t>evaluated</w:t>
-      </w:r>
-      <w:r>
-        <w:rPr>
-          <w:rFonts w:asciiTheme="minorHAnsi" w:hAnsiTheme="minorHAnsi" w:cstheme="minorHAnsi"/>
-          <w:spacing w:val="-3"/>
-          <w:sz w:val="22"/>
-          <w:szCs w:val="22"/>
-        </w:rPr>
-        <w:t xml:space="preserve"> </w:t>
-      </w:r>
-      <w:r>
-        <w:rPr>
-          <w:rFonts w:asciiTheme="minorHAnsi" w:hAnsiTheme="minorHAnsi" w:cstheme="minorHAnsi"/>
-          <w:sz w:val="22"/>
-          <w:szCs w:val="22"/>
-        </w:rPr>
-        <w:t>against</w:t>
-      </w:r>
-      <w:r>
-        <w:rPr>
-          <w:rFonts w:asciiTheme="minorHAnsi" w:hAnsiTheme="minorHAnsi" w:cstheme="minorHAnsi"/>
-          <w:spacing w:val="-4"/>
-          <w:sz w:val="22"/>
-          <w:szCs w:val="22"/>
-        </w:rPr>
-        <w:t xml:space="preserve"> </w:t>
-      </w:r>
-      <w:r>
-        <w:rPr>
-          <w:rFonts w:asciiTheme="minorHAnsi" w:hAnsiTheme="minorHAnsi" w:cstheme="minorHAnsi"/>
-          <w:sz w:val="22"/>
-          <w:szCs w:val="22"/>
-        </w:rPr>
-        <w:t>concealed test cases. Based on the test results, participants are assigned scores. An online judge is a platform that hosts these coding challenges, providing the infrastructure to manage and execute the competitions. Exa</w:t>
-      </w:r>
-      <w:r>
-        <w:rPr>
-          <w:rFonts w:asciiTheme="minorHAnsi" w:hAnsiTheme="minorHAnsi" w:cstheme="minorHAnsi"/>
-          <w:sz w:val="22"/>
-          <w:szCs w:val="22"/>
-        </w:rPr>
-        <w:t xml:space="preserve">mples of online judges include </w:t>
-      </w:r>
-      <w:proofErr w:type="spellStart"/>
-      <w:r>
-        <w:rPr>
-          <w:rFonts w:asciiTheme="minorHAnsi" w:hAnsiTheme="minorHAnsi" w:cstheme="minorHAnsi"/>
-          <w:sz w:val="22"/>
-          <w:szCs w:val="22"/>
-        </w:rPr>
-        <w:t>codechef</w:t>
-      </w:r>
-      <w:proofErr w:type="spellEnd"/>
-      <w:r>
-        <w:rPr>
-          <w:rFonts w:asciiTheme="minorHAnsi" w:hAnsiTheme="minorHAnsi" w:cstheme="minorHAnsi"/>
-          <w:sz w:val="22"/>
-          <w:szCs w:val="22"/>
-        </w:rPr>
-        <w:t xml:space="preserve">, </w:t>
-      </w:r>
-      <w:proofErr w:type="spellStart"/>
-      <w:r>
-        <w:rPr>
-          <w:rFonts w:asciiTheme="minorHAnsi" w:hAnsiTheme="minorHAnsi" w:cstheme="minorHAnsi"/>
-          <w:sz w:val="22"/>
-          <w:szCs w:val="22"/>
-        </w:rPr>
-        <w:t>c</w:t>
-      </w:r>
-      <w:r>
-        <w:rPr>
-          <w:rFonts w:asciiTheme="minorHAnsi" w:hAnsiTheme="minorHAnsi" w:cstheme="minorHAnsi"/>
-          <w:sz w:val="22"/>
-          <w:szCs w:val="22"/>
-        </w:rPr>
-        <w:t>odeforces</w:t>
-      </w:r>
-      <w:proofErr w:type="spellEnd"/>
-      <w:r>
-        <w:rPr>
-          <w:rFonts w:asciiTheme="minorHAnsi" w:hAnsiTheme="minorHAnsi" w:cstheme="minorHAnsi"/>
-          <w:sz w:val="22"/>
-          <w:szCs w:val="22"/>
-        </w:rPr>
-        <w:t xml:space="preserve"> etc.</w:t>
+        <w:t xml:space="preserve">An online judge is a platform where users can practice </w:t>
+      </w:r>
+      <w:bookmarkStart w:id="0" w:name="_GoBack"/>
+      <w:bookmarkEnd w:id="0"/>
+      <w:r>
+        <w:rPr>
+          <w:rFonts w:asciiTheme="minorHAnsi" w:hAnsiTheme="minorHAnsi" w:cstheme="minorHAnsi"/>
+          <w:sz w:val="22"/>
+          <w:szCs w:val="22"/>
+        </w:rPr>
+        <w:t>and improve their programming skills by solving coding problems. Participants submit their solutions, which are automatically evaluated against a set of hidden test cases to verify correctness and effi</w:t>
+      </w:r>
+      <w:r>
+        <w:rPr>
+          <w:rFonts w:asciiTheme="minorHAnsi" w:hAnsiTheme="minorHAnsi" w:cstheme="minorHAnsi"/>
+          <w:sz w:val="22"/>
+          <w:szCs w:val="22"/>
+        </w:rPr>
+        <w:t>ciency</w:t>
+      </w:r>
+      <w:r>
+        <w:rPr>
+          <w:rFonts w:asciiTheme="minorHAnsi" w:hAnsiTheme="minorHAnsi" w:cstheme="minorHAnsi"/>
+          <w:sz w:val="22"/>
+          <w:szCs w:val="22"/>
+        </w:rPr>
+        <w:t>. Such platforms provide the infrastructure for problem management, code execu</w:t>
+      </w:r>
+      <w:r>
+        <w:rPr>
+          <w:rFonts w:asciiTheme="minorHAnsi" w:hAnsiTheme="minorHAnsi" w:cstheme="minorHAnsi"/>
+          <w:sz w:val="22"/>
+          <w:szCs w:val="22"/>
+        </w:rPr>
+        <w:t>tion, and automated assessment.</w:t>
       </w:r>
     </w:p>
     <w:p>
@@ -448,6 +162,19 @@
         <w:jc w:val="both"/>
         <w:rPr>
           <w:rFonts w:asciiTheme="minorHAnsi" w:hAnsiTheme="minorHAnsi" w:cstheme="minorHAnsi"/>
+          <w:sz w:val="22"/>
+          <w:szCs w:val="22"/>
+        </w:rPr>
+      </w:pPr>
+    </w:p>
+    <w:p>
+      <w:pPr>
+        <w:pStyle w:val="BodyText"/>
+        <w:spacing w:before="1" w:line="280" w:lineRule="auto"/>
+        <w:ind w:right="715"/>
+        <w:jc w:val="both"/>
+        <w:rPr>
+          <w:rFonts w:asciiTheme="minorHAnsi" w:hAnsiTheme="minorHAnsi" w:cstheme="minorHAnsi"/>
         </w:rPr>
       </w:pPr>
       <w:r>
@@ -479,15 +206,7 @@
           <w:sz w:val="22"/>
           <w:szCs w:val="22"/>
         </w:rPr>
-        <w:t>Design</w:t>
-      </w:r>
-      <w:r>
-        <w:rPr>
-          <w:rFonts w:asciiTheme="minorHAnsi" w:hAnsiTheme="minorHAnsi" w:cstheme="minorHAnsi"/>
-          <w:sz w:val="22"/>
-          <w:szCs w:val="22"/>
-        </w:rPr>
-        <w:t xml:space="preserve"> a full stack online judge using MEAN stack. Takes code</w:t>
+        <w:t>Design a full stack online judge using MEAN stack. Takes code</w:t>
       </w:r>
       <w:r>
         <w:rPr>
@@ -622,8 +341,34 @@
           <w:sz w:val="22"/>
           <w:szCs w:val="22"/>
         </w:rPr>
-        <w:t xml:space="preserve"> automatically as accepted or not accepted.</w:t>
-      </w:r>
+        <w:t xml:space="preserve"> automatically as accepted or </w:t>
+      </w:r>
+      <w:r>
+        <w:rPr>
+          <w:rFonts w:asciiTheme="minorHAnsi" w:hAnsiTheme="minorHAnsi" w:cstheme="minorHAnsi"/>
+          <w:sz w:val="22"/>
+          <w:szCs w:val="22"/>
+        </w:rPr>
+        <w:t>rejected</w:t>
+      </w:r>
+      <w:r>
+        <w:rPr>
+          <w:rFonts w:asciiTheme="minorHAnsi" w:hAnsiTheme="minorHAnsi" w:cstheme="minorHAnsi"/>
+          <w:sz w:val="22"/>
+          <w:szCs w:val="22"/>
+        </w:rPr>
+        <w:t>.</w:t>
+      </w:r>
+    </w:p>
+    <w:p>
+      <w:pPr>
+        <w:pStyle w:val="BodyText"/>
+        <w:rPr>
+          <w:rFonts w:asciiTheme="minorHAnsi" w:hAnsiTheme="minorHAnsi" w:cstheme="minorHAnsi"/>
+          <w:sz w:val="22"/>
+          <w:szCs w:val="22"/>
+        </w:rPr>
+      </w:pPr>
     </w:p>
     <w:p>
       <w:pPr>
@@ -1435,6 +1180,16 @@
         </w:rPr>
         <w:t>underlying test cases and generate scores. This evaluation process should be automated to ensure fairness and accuracy in scoring.</w:t>
       </w:r>
+    </w:p>
+    <w:p>
+      <w:pPr>
+        <w:pStyle w:val="BodyText"/>
+        <w:rPr>
+          <w:rFonts w:asciiTheme="minorHAnsi" w:hAnsiTheme="minorHAnsi" w:cstheme="minorHAnsi"/>
+          <w:sz w:val="22"/>
+          <w:szCs w:val="22"/>
+        </w:rPr>
+      </w:pPr>
     </w:p>
     <w:p>
       <w:pPr>
@@ -1591,23 +1346,7 @@
           <w:sz w:val="22"/>
           <w:szCs w:val="22"/>
         </w:rPr>
-        <w:t xml:space="preserve">the solution at same time </w:t>
-      </w:r>
-      <w:r>
-        <w:rPr>
-          <w:rFonts w:asciiTheme="minorHAnsi" w:hAnsiTheme="minorHAnsi" w:cstheme="minorHAnsi"/>
-          <w:sz w:val="22"/>
-          <w:szCs w:val="22"/>
-        </w:rPr>
-        <w:t xml:space="preserve">(Thundering </w:t>
-      </w:r>
-      <w:r>
-        <w:rPr>
-          <w:rFonts w:asciiTheme="minorHAnsi" w:hAnsiTheme="minorHAnsi" w:cstheme="minorHAnsi"/>
-          <w:sz w:val="22"/>
-          <w:szCs w:val="22"/>
-        </w:rPr>
-        <w:t>Herd).</w:t>
+        <w:t>the solution at same time (Thundering Herd).</w:t>
       </w:r>
     </w:p>
     <w:p>
@@ -1910,6 +1649,16 @@
         <w:pStyle w:val="BodyText"/>
         <w:rPr>
           <w:rFonts w:asciiTheme="minorHAnsi" w:hAnsiTheme="minorHAnsi" w:cstheme="minorHAnsi"/>
+          <w:sz w:val="22"/>
+          <w:szCs w:val="22"/>
+        </w:rPr>
+      </w:pPr>
+    </w:p>
+    <w:p>
+      <w:pPr>
+        <w:pStyle w:val="BodyText"/>
+        <w:rPr>
+          <w:rFonts w:asciiTheme="minorHAnsi" w:hAnsiTheme="minorHAnsi" w:cstheme="minorHAnsi"/>
           <w:b/>
         </w:rPr>
       </w:pPr>
@@ -2071,23 +1820,24 @@
           <w:sz w:val="22"/>
           <w:szCs w:val="22"/>
         </w:rPr>
-        <w:t>events to execute the code file at some time in the future. This will be an asynchronous process.</w:t>
-      </w:r>
-      <w:r>
-        <w:rPr>
-          <w:rFonts w:asciiTheme="minorHAnsi" w:hAnsiTheme="minorHAnsi" w:cstheme="minorHAnsi"/>
-          <w:sz w:val="22"/>
-          <w:szCs w:val="22"/>
-        </w:rPr>
-        <w:t xml:space="preserve"> To t</w:t>
-      </w:r>
-      <w:r>
-        <w:rPr>
-          <w:rFonts w:asciiTheme="minorHAnsi" w:hAnsiTheme="minorHAnsi" w:cstheme="minorHAnsi"/>
-          <w:sz w:val="22"/>
-          <w:szCs w:val="22"/>
-        </w:rPr>
-        <w:t xml:space="preserve">ackle this we use </w:t>
+        <w:t xml:space="preserve">events to execute the code file at some time </w:t>
+      </w:r>
+      <w:r>
+        <w:rPr>
+          <w:rFonts w:asciiTheme="minorHAnsi" w:hAnsiTheme="minorHAnsi" w:cstheme="minorHAnsi"/>
+          <w:sz w:val="22"/>
+          <w:szCs w:val="22"/>
+        </w:rPr>
+        <w:lastRenderedPageBreak/>
+        <w:t>in the future. This will be an asynchronous process.</w:t>
+      </w:r>
+      <w:r>
+        <w:rPr>
+          <w:rFonts w:asciiTheme="minorHAnsi" w:hAnsiTheme="minorHAnsi" w:cstheme="minorHAnsi"/>
+          <w:sz w:val="22"/>
+          <w:szCs w:val="22"/>
+        </w:rPr>
+        <w:t xml:space="preserve"> To tackle this we use </w:t>
       </w:r>
       <w:proofErr w:type="spellStart"/>
       <w:r>
@@ -2096,7 +1846,15 @@
           <w:sz w:val="22"/>
           <w:szCs w:val="22"/>
         </w:rPr>
-        <w:t>docker</w:t>
+        <w:t>D</w:t>
+      </w:r>
+      <w:r>
+        <w:rPr>
+          <w:rFonts w:asciiTheme="minorHAnsi" w:hAnsiTheme="minorHAnsi" w:cstheme="minorHAnsi"/>
+          <w:sz w:val="22"/>
+          <w:szCs w:val="22"/>
+        </w:rPr>
+        <w:t>ocker</w:t>
       </w:r>
       <w:proofErr w:type="spellEnd"/>
       <w:r>
@@ -2214,16 +1972,6 @@
         <w:pStyle w:val="BodyText"/>
         <w:rPr>
           <w:rFonts w:asciiTheme="minorHAnsi" w:hAnsiTheme="minorHAnsi" w:cstheme="minorHAnsi"/>
-          <w:sz w:val="22"/>
-          <w:szCs w:val="22"/>
-        </w:rPr>
-      </w:pPr>
-    </w:p>
-    <w:p>
-      <w:pPr>
-        <w:pStyle w:val="BodyText"/>
-        <w:rPr>
-          <w:rFonts w:asciiTheme="minorHAnsi" w:hAnsiTheme="minorHAnsi" w:cstheme="minorHAnsi"/>
           <w:b/>
           <w:sz w:val="22"/>
           <w:szCs w:val="22"/>
@@ -2388,7 +2136,7 @@
           <w:sz w:val="22"/>
           <w:szCs w:val="22"/>
         </w:rPr>
-        <w:t>d</w:t>
+        <w:t>D</w:t>
       </w:r>
       <w:r>
         <w:rPr>
@@ -2408,6 +2156,17 @@
         </w:rPr>
         <w:t>.</w:t>
       </w:r>
+    </w:p>
+    <w:p>
+      <w:pPr>
+        <w:pStyle w:val="BodyText"/>
+        <w:rPr>
+          <w:rFonts w:asciiTheme="minorHAnsi" w:hAnsiTheme="minorHAnsi" w:cstheme="minorHAnsi"/>
+          <w:b/>
+          <w:sz w:val="22"/>
+          <w:szCs w:val="22"/>
+        </w:rPr>
+      </w:pPr>
     </w:p>
     <w:p>
       <w:pPr>
@@ -2522,6 +2281,143 @@
           <w:sz w:val="22"/>
           <w:szCs w:val="22"/>
         </w:rPr>
+        <w:t>user</w:t>
+      </w:r>
+    </w:p>
+    <w:p>
+      <w:pPr>
+        <w:pStyle w:val="BodyText"/>
+        <w:numPr>
+          <w:ilvl w:val="0"/>
+          <w:numId w:val="14"/>
+        </w:numPr>
+        <w:rPr>
+          <w:rFonts w:asciiTheme="minorHAnsi" w:hAnsiTheme="minorHAnsi" w:cstheme="minorHAnsi"/>
+          <w:b/>
+          <w:sz w:val="22"/>
+          <w:szCs w:val="22"/>
+        </w:rPr>
+      </w:pPr>
+      <w:r>
+        <w:rPr>
+          <w:rFonts w:asciiTheme="minorHAnsi" w:hAnsiTheme="minorHAnsi" w:cstheme="minorHAnsi"/>
+          <w:sz w:val="22"/>
+          <w:szCs w:val="22"/>
+        </w:rPr>
+        <w:t>name: string</w:t>
+      </w:r>
+    </w:p>
+    <w:p>
+      <w:pPr>
+        <w:pStyle w:val="BodyText"/>
+        <w:numPr>
+          <w:ilvl w:val="0"/>
+          <w:numId w:val="14"/>
+        </w:numPr>
+        <w:rPr>
+          <w:rFonts w:asciiTheme="minorHAnsi" w:hAnsiTheme="minorHAnsi" w:cstheme="minorHAnsi"/>
+          <w:b/>
+          <w:sz w:val="22"/>
+          <w:szCs w:val="22"/>
+        </w:rPr>
+      </w:pPr>
+      <w:r>
+        <w:rPr>
+          <w:rFonts w:asciiTheme="minorHAnsi" w:hAnsiTheme="minorHAnsi" w:cstheme="minorHAnsi"/>
+          <w:sz w:val="22"/>
+          <w:szCs w:val="22"/>
+        </w:rPr>
+        <w:t>email: string</w:t>
+      </w:r>
+    </w:p>
+    <w:p>
+      <w:pPr>
+        <w:pStyle w:val="BodyText"/>
+        <w:numPr>
+          <w:ilvl w:val="0"/>
+          <w:numId w:val="14"/>
+        </w:numPr>
+        <w:rPr>
+          <w:rFonts w:asciiTheme="minorHAnsi" w:hAnsiTheme="minorHAnsi" w:cstheme="minorHAnsi"/>
+          <w:b/>
+          <w:sz w:val="22"/>
+          <w:szCs w:val="22"/>
+        </w:rPr>
+      </w:pPr>
+      <w:r>
+        <w:rPr>
+          <w:rFonts w:asciiTheme="minorHAnsi" w:hAnsiTheme="minorHAnsi" w:cstheme="minorHAnsi"/>
+          <w:sz w:val="22"/>
+          <w:szCs w:val="22"/>
+        </w:rPr>
+        <w:t>password: string</w:t>
+      </w:r>
+    </w:p>
+    <w:p>
+      <w:pPr>
+        <w:pStyle w:val="BodyText"/>
+        <w:numPr>
+          <w:ilvl w:val="0"/>
+          <w:numId w:val="14"/>
+        </w:numPr>
+        <w:rPr>
+          <w:rFonts w:asciiTheme="minorHAnsi" w:hAnsiTheme="minorHAnsi" w:cstheme="minorHAnsi"/>
+          <w:b/>
+          <w:sz w:val="22"/>
+          <w:szCs w:val="22"/>
+        </w:rPr>
+      </w:pPr>
+      <w:r>
+        <w:rPr>
+          <w:rFonts w:asciiTheme="minorHAnsi" w:hAnsiTheme="minorHAnsi" w:cstheme="minorHAnsi"/>
+          <w:sz w:val="22"/>
+          <w:szCs w:val="22"/>
+        </w:rPr>
+        <w:t xml:space="preserve">submissions: array of </w:t>
+      </w:r>
+      <w:proofErr w:type="spellStart"/>
+      <w:r>
+        <w:rPr>
+          <w:rFonts w:asciiTheme="minorHAnsi" w:hAnsiTheme="minorHAnsi" w:cstheme="minorHAnsi"/>
+          <w:sz w:val="22"/>
+          <w:szCs w:val="22"/>
+        </w:rPr>
+        <w:t>submission_id</w:t>
+      </w:r>
+      <w:proofErr w:type="spellEnd"/>
+    </w:p>
+    <w:p>
+      <w:pPr>
+        <w:pStyle w:val="BodyText"/>
+        <w:ind w:left="720"/>
+        <w:rPr>
+          <w:rFonts w:asciiTheme="minorHAnsi" w:hAnsiTheme="minorHAnsi" w:cstheme="minorHAnsi"/>
+          <w:sz w:val="22"/>
+          <w:szCs w:val="22"/>
+        </w:rPr>
+      </w:pPr>
+    </w:p>
+    <w:p>
+      <w:pPr>
+        <w:pStyle w:val="BodyText"/>
+        <w:numPr>
+          <w:ilvl w:val="0"/>
+          <w:numId w:val="6"/>
+        </w:numPr>
+        <w:rPr>
+          <w:rFonts w:asciiTheme="minorHAnsi" w:hAnsiTheme="minorHAnsi" w:cstheme="minorHAnsi"/>
+          <w:b/>
+          <w:sz w:val="22"/>
+          <w:szCs w:val="22"/>
+        </w:rPr>
+      </w:pPr>
+      <w:r>
+        <w:rPr>
+          <w:rFonts w:asciiTheme="minorHAnsi" w:hAnsiTheme="minorHAnsi" w:cstheme="minorHAnsi"/>
+          <w:b/>
+          <w:sz w:val="22"/>
+          <w:szCs w:val="22"/>
+        </w:rPr>
         <w:t>problems</w:t>
       </w:r>
     </w:p>
@@ -2574,30 +2470,6 @@
     <w:p>
       <w:pPr>
         <w:pStyle w:val="BodyText"/>
-        <w:numPr>
-          <w:ilvl w:val="0"/>
-          <w:numId w:val="8"/>
-        </w:numPr>
-        <w:rPr>
-          <w:rFonts w:asciiTheme="minorHAnsi" w:hAnsiTheme="minorHAnsi" w:cstheme="minorHAnsi"/>
-          <w:b/>
-          <w:sz w:val="22"/>
-          <w:szCs w:val="22"/>
-        </w:rPr>
-      </w:pPr>
-      <w:r>
-        <w:rPr>
-          <w:rFonts w:asciiTheme="minorHAnsi" w:hAnsiTheme="minorHAnsi" w:cstheme="minorHAnsi"/>
-          <w:sz w:val="22"/>
-          <w:szCs w:val="22"/>
-        </w:rPr>
-        <w:t>code: string</w:t>
-      </w:r>
-    </w:p>
-    <w:p>
-      <w:pPr>
-        <w:pStyle w:val="BodyText"/>
-        <w:ind w:left="1080"/>
         <w:rPr>
           <w:rFonts w:asciiTheme="minorHAnsi" w:hAnsiTheme="minorHAnsi" w:cstheme="minorHAnsi"/>
           <w:b/>
@@ -2615,19 +2487,131 @@
         </w:numPr>
         <w:rPr>
           <w:rFonts w:asciiTheme="minorHAnsi" w:hAnsiTheme="minorHAnsi" w:cstheme="minorHAnsi"/>
+          <w:sz w:val="22"/>
+          <w:szCs w:val="22"/>
+        </w:rPr>
+      </w:pPr>
+      <w:proofErr w:type="spellStart"/>
+      <w:r>
+        <w:rPr>
+          <w:rFonts w:asciiTheme="minorHAnsi" w:hAnsiTheme="minorHAnsi" w:cstheme="minorHAnsi"/>
           <w:b/>
           <w:sz w:val="22"/>
           <w:szCs w:val="22"/>
         </w:rPr>
-      </w:pPr>
-      <w:r>
+        <w:t>test_cases</w:t>
+      </w:r>
+      <w:proofErr w:type="spellEnd"/>
+    </w:p>
+    <w:p>
+      <w:pPr>
+        <w:pStyle w:val="BodyText"/>
+        <w:numPr>
+          <w:ilvl w:val="0"/>
+          <w:numId w:val="13"/>
+        </w:numPr>
+        <w:rPr>
+          <w:rFonts w:asciiTheme="minorHAnsi" w:hAnsiTheme="minorHAnsi" w:cstheme="minorHAnsi"/>
+          <w:sz w:val="22"/>
+          <w:szCs w:val="22"/>
+        </w:rPr>
+      </w:pPr>
+      <w:proofErr w:type="spellStart"/>
+      <w:r>
+        <w:rPr>
+          <w:rFonts w:asciiTheme="minorHAnsi" w:hAnsiTheme="minorHAnsi" w:cstheme="minorHAnsi"/>
+          <w:sz w:val="22"/>
+          <w:szCs w:val="22"/>
+        </w:rPr>
+        <w:t>problem_id</w:t>
+      </w:r>
+      <w:proofErr w:type="spellEnd"/>
+      <w:r>
+        <w:rPr>
+          <w:rFonts w:asciiTheme="minorHAnsi" w:hAnsiTheme="minorHAnsi" w:cstheme="minorHAnsi"/>
+          <w:sz w:val="22"/>
+          <w:szCs w:val="22"/>
+        </w:rPr>
+        <w:t>: reference to the problem document (Foreign Key)</w:t>
+      </w:r>
+    </w:p>
+    <w:p>
+      <w:pPr>
+        <w:pStyle w:val="BodyText"/>
+        <w:numPr>
+          <w:ilvl w:val="0"/>
+          <w:numId w:val="13"/>
+        </w:numPr>
+        <w:rPr>
+          <w:rFonts w:asciiTheme="minorHAnsi" w:hAnsiTheme="minorHAnsi" w:cstheme="minorHAnsi"/>
+          <w:sz w:val="22"/>
+          <w:szCs w:val="22"/>
+        </w:rPr>
+      </w:pPr>
+      <w:r>
+        <w:rPr>
+          <w:rFonts w:asciiTheme="minorHAnsi" w:hAnsiTheme="minorHAnsi" w:cstheme="minorHAnsi"/>
+          <w:sz w:val="22"/>
+          <w:szCs w:val="22"/>
+        </w:rPr>
+        <w:t>input: string</w:t>
+      </w:r>
+    </w:p>
+    <w:p>
+      <w:pPr>
+        <w:pStyle w:val="BodyText"/>
+        <w:numPr>
+          <w:ilvl w:val="0"/>
+          <w:numId w:val="13"/>
+        </w:numPr>
+        <w:rPr>
+          <w:rFonts w:asciiTheme="minorHAnsi" w:hAnsiTheme="minorHAnsi" w:cstheme="minorHAnsi"/>
+          <w:sz w:val="22"/>
+          <w:szCs w:val="22"/>
+        </w:rPr>
+      </w:pPr>
+      <w:r>
+        <w:rPr>
+          <w:rFonts w:asciiTheme="minorHAnsi" w:hAnsiTheme="minorHAnsi" w:cstheme="minorHAnsi"/>
+          <w:sz w:val="22"/>
+          <w:szCs w:val="22"/>
+        </w:rPr>
+        <w:t>output: string</w:t>
+      </w:r>
+    </w:p>
+    <w:p>
+      <w:pPr>
+        <w:pStyle w:val="BodyText"/>
         <w:rPr>
           <w:rFonts w:asciiTheme="minorHAnsi" w:hAnsiTheme="minorHAnsi" w:cstheme="minorHAnsi"/>
           <w:b/>
           <w:sz w:val="22"/>
           <w:szCs w:val="22"/>
         </w:rPr>
-        <w:t>solutions</w:t>
+      </w:pPr>
+    </w:p>
+    <w:p>
+      <w:pPr>
+        <w:pStyle w:val="BodyText"/>
+        <w:numPr>
+          <w:ilvl w:val="0"/>
+          <w:numId w:val="6"/>
+        </w:numPr>
+        <w:rPr>
+          <w:rFonts w:asciiTheme="minorHAnsi" w:hAnsiTheme="minorHAnsi" w:cstheme="minorHAnsi"/>
+          <w:b/>
+          <w:sz w:val="22"/>
+          <w:szCs w:val="22"/>
+        </w:rPr>
+      </w:pPr>
+      <w:r>
+        <w:rPr>
+          <w:rFonts w:asciiTheme="minorHAnsi" w:hAnsiTheme="minorHAnsi" w:cstheme="minorHAnsi"/>
+          <w:b/>
+          <w:sz w:val="22"/>
+          <w:szCs w:val="22"/>
+        </w:rPr>
+        <w:t>submissions</w:t>
       </w:r>
     </w:p>
     <w:p>
@@ -2681,13 +2665,23 @@
           <w:szCs w:val="22"/>
         </w:rPr>
       </w:pPr>
-      <w:r>
-        <w:rPr>
-          <w:rFonts w:asciiTheme="minorHAnsi" w:hAnsiTheme="minorHAnsi" w:cstheme="minorHAnsi"/>
-          <w:sz w:val="22"/>
-          <w:szCs w:val="22"/>
-        </w:rPr>
-        <w:t>verdict: Accepted or Rejected</w:t>
+      <w:proofErr w:type="spellStart"/>
+      <w:r>
+        <w:rPr>
+          <w:rFonts w:asciiTheme="minorHAnsi" w:hAnsiTheme="minorHAnsi" w:cstheme="minorHAnsi"/>
+          <w:sz w:val="22"/>
+          <w:szCs w:val="22"/>
+        </w:rPr>
+        <w:t>user_id</w:t>
+      </w:r>
+      <w:proofErr w:type="spellEnd"/>
+      <w:r>
+        <w:rPr>
+          <w:rFonts w:asciiTheme="minorHAnsi" w:hAnsiTheme="minorHAnsi" w:cstheme="minorHAnsi"/>
+          <w:sz w:val="22"/>
+          <w:szCs w:val="22"/>
+        </w:rPr>
+        <w:t>: reference to the user document (Foreign Key)</w:t>
       </w:r>
     </w:p>
     <w:p>
@@ -2698,6 +2692,69 @@
           <w:numId w:val="10"/>
         </w:numPr>
         <w:rPr>
+          <w:sz w:val="22"/>
+          <w:szCs w:val="22"/>
+        </w:rPr>
+      </w:pPr>
+      <w:r>
+        <w:rPr>
+          <w:rFonts w:asciiTheme="minorHAnsi" w:hAnsiTheme="minorHAnsi" w:cstheme="minorHAnsi"/>
+          <w:sz w:val="22"/>
+          <w:szCs w:val="22"/>
+        </w:rPr>
+        <w:t>language: string</w:t>
+      </w:r>
+    </w:p>
+    <w:p>
+      <w:pPr>
+        <w:pStyle w:val="BodyText"/>
+        <w:numPr>
+          <w:ilvl w:val="0"/>
+          <w:numId w:val="10"/>
+        </w:numPr>
+        <w:rPr>
+          <w:sz w:val="22"/>
+          <w:szCs w:val="22"/>
+        </w:rPr>
+      </w:pPr>
+      <w:r>
+        <w:rPr>
+          <w:rFonts w:asciiTheme="minorHAnsi" w:hAnsiTheme="minorHAnsi" w:cstheme="minorHAnsi"/>
+          <w:sz w:val="22"/>
+          <w:szCs w:val="22"/>
+        </w:rPr>
+        <w:t>code: string</w:t>
+      </w:r>
+    </w:p>
+    <w:p>
+      <w:pPr>
+        <w:pStyle w:val="BodyText"/>
+        <w:numPr>
+          <w:ilvl w:val="0"/>
+          <w:numId w:val="10"/>
+        </w:numPr>
+        <w:rPr>
+          <w:sz w:val="22"/>
+          <w:szCs w:val="22"/>
+        </w:rPr>
+      </w:pPr>
+      <w:r>
+        <w:rPr>
+          <w:rFonts w:asciiTheme="minorHAnsi" w:hAnsiTheme="minorHAnsi" w:cstheme="minorHAnsi"/>
+          <w:sz w:val="22"/>
+          <w:szCs w:val="22"/>
+        </w:rPr>
+        <w:t>verdict: Accepted or Rejected</w:t>
+      </w:r>
+    </w:p>
+    <w:p>
+      <w:pPr>
+        <w:pStyle w:val="BodyText"/>
+        <w:numPr>
+          <w:ilvl w:val="0"/>
+          <w:numId w:val="10"/>
+        </w:numPr>
+        <w:rPr>
           <w:rFonts w:asciiTheme="minorHAnsi" w:hAnsiTheme="minorHAnsi" w:cstheme="minorHAnsi"/>
           <w:sz w:val="22"/>
           <w:szCs w:val="22"/>
@@ -2727,10 +2784,35 @@
         <w:pStyle w:val="BodyText"/>
         <w:rPr>
           <w:rFonts w:asciiTheme="minorHAnsi" w:hAnsiTheme="minorHAnsi" w:cstheme="minorHAnsi"/>
-          <w:sz w:val="22"/>
-          <w:szCs w:val="22"/>
-        </w:rPr>
-      </w:pPr>
+          <w:b/>
+          <w:sz w:val="22"/>
+          <w:szCs w:val="22"/>
+        </w:rPr>
+      </w:pPr>
+    </w:p>
+    <w:p>
+      <w:pPr>
+        <w:pStyle w:val="BodyText"/>
+        <w:numPr>
+          <w:ilvl w:val="0"/>
+          <w:numId w:val="16"/>
+        </w:numPr>
+        <w:rPr>
+          <w:rFonts w:asciiTheme="minorHAnsi" w:hAnsiTheme="minorHAnsi" w:cstheme="minorHAnsi"/>
+          <w:b/>
+          <w:sz w:val="22"/>
+          <w:szCs w:val="22"/>
+        </w:rPr>
+      </w:pPr>
+      <w:r>
+        <w:rPr>
+          <w:rFonts w:asciiTheme="minorHAnsi" w:hAnsiTheme="minorHAnsi" w:cstheme="minorHAnsi"/>
+          <w:b/>
+          <w:sz w:val="22"/>
+          <w:szCs w:val="22"/>
+        </w:rPr>
+        <w:t>Frontend</w:t>
+      </w:r>
     </w:p>
     <w:p>
       <w:pPr>
@@ -2745,24 +2827,21 @@
           <w:szCs w:val="22"/>
         </w:rPr>
       </w:pPr>
-      <w:proofErr w:type="spellStart"/>
-      <w:r>
-        <w:rPr>
-          <w:rFonts w:asciiTheme="minorHAnsi" w:hAnsiTheme="minorHAnsi" w:cstheme="minorHAnsi"/>
-          <w:b/>
-          <w:sz w:val="22"/>
-          <w:szCs w:val="22"/>
-        </w:rPr>
-        <w:t>test_cases</w:t>
-      </w:r>
-      <w:proofErr w:type="spellEnd"/>
+      <w:r>
+        <w:rPr>
+          <w:rFonts w:asciiTheme="minorHAnsi" w:hAnsiTheme="minorHAnsi" w:cstheme="minorHAnsi"/>
+          <w:sz w:val="22"/>
+          <w:szCs w:val="22"/>
+        </w:rPr>
+        <w:t>Login/Register</w:t>
+      </w:r>
     </w:p>
     <w:p>
       <w:pPr>
         <w:pStyle w:val="BodyText"/>
         <w:numPr>
           <w:ilvl w:val="0"/>
-          <w:numId w:val="13"/>
+          <w:numId w:val="19"/>
         </w:numPr>
         <w:rPr>
           <w:rFonts w:asciiTheme="minorHAnsi" w:hAnsiTheme="minorHAnsi" w:cstheme="minorHAnsi"/>
@@ -2770,23 +2849,13 @@
           <w:szCs w:val="22"/>
         </w:rPr>
       </w:pPr>
-      <w:proofErr w:type="spellStart"/>
-      <w:r>
-        <w:rPr>
-          <w:rFonts w:asciiTheme="minorHAnsi" w:hAnsiTheme="minorHAnsi" w:cstheme="minorHAnsi"/>
-          <w:sz w:val="22"/>
-          <w:szCs w:val="22"/>
-        </w:rPr>
-        <w:t>problem_id</w:t>
-      </w:r>
-      <w:proofErr w:type="spellEnd"/>
-      <w:r>
-        <w:rPr>
-          <w:rFonts w:asciiTheme="minorHAnsi" w:hAnsiTheme="minorHAnsi" w:cstheme="minorHAnsi"/>
-          <w:sz w:val="22"/>
-          <w:szCs w:val="22"/>
-        </w:rPr>
-        <w:t>: reference to the problem document (Foreign Key)</w:t>
+      <w:r>
+        <w:rPr>
+          <w:rFonts w:asciiTheme="minorHAnsi" w:hAnsiTheme="minorHAnsi" w:cstheme="minorHAnsi"/>
+          <w:sz w:val="22"/>
+          <w:szCs w:val="22"/>
+        </w:rPr>
+        <w:t>Email</w:t>
       </w:r>
     </w:p>
     <w:p>
@@ -2794,7 +2863,7 @@
         <w:pStyle w:val="BodyText"/>
         <w:numPr>
           <w:ilvl w:val="0"/>
-          <w:numId w:val="13"/>
+          <w:numId w:val="19"/>
         </w:numPr>
         <w:rPr>
           <w:rFonts w:asciiTheme="minorHAnsi" w:hAnsiTheme="minorHAnsi" w:cstheme="minorHAnsi"/>
@@ -2808,41 +2877,8 @@
           <w:sz w:val="22"/>
           <w:szCs w:val="22"/>
         </w:rPr>
-        <w:t>input: string</w:t>
-      </w:r>
-    </w:p>
-    <w:p>
-      <w:pPr>
-        <w:pStyle w:val="BodyText"/>
-        <w:numPr>
-          <w:ilvl w:val="0"/>
-          <w:numId w:val="13"/>
-        </w:numPr>
-        <w:rPr>
-          <w:rFonts w:asciiTheme="minorHAnsi" w:hAnsiTheme="minorHAnsi" w:cstheme="minorHAnsi"/>
-          <w:sz w:val="22"/>
-          <w:szCs w:val="22"/>
-        </w:rPr>
-      </w:pPr>
-      <w:r>
-        <w:rPr>
-          <w:rFonts w:asciiTheme="minorHAnsi" w:hAnsiTheme="minorHAnsi" w:cstheme="minorHAnsi"/>
-          <w:sz w:val="22"/>
-          <w:szCs w:val="22"/>
-        </w:rPr>
-        <w:t>output: string</w:t>
-      </w:r>
-    </w:p>
-    <w:p>
-      <w:pPr>
-        <w:pStyle w:val="BodyText"/>
-        <w:ind w:left="1440"/>
-        <w:rPr>
-          <w:rFonts w:asciiTheme="minorHAnsi" w:hAnsiTheme="minorHAnsi" w:cstheme="minorHAnsi"/>
-          <w:sz w:val="22"/>
-          <w:szCs w:val="22"/>
-        </w:rPr>
-      </w:pPr>
+        <w:t>Password</w:t>
+      </w:r>
     </w:p>
     <w:p>
       <w:pPr>
@@ -2853,19 +2889,17 @@
         </w:numPr>
         <w:rPr>
           <w:rFonts w:asciiTheme="minorHAnsi" w:hAnsiTheme="minorHAnsi" w:cstheme="minorHAnsi"/>
-          <w:b/>
-          <w:sz w:val="22"/>
-          <w:szCs w:val="22"/>
-        </w:rPr>
-      </w:pPr>
-      <w:r>
-        <w:rPr>
-          <w:rFonts w:asciiTheme="minorHAnsi" w:hAnsiTheme="minorHAnsi" w:cstheme="minorHAnsi"/>
-          <w:b/>
-          <w:sz w:val="22"/>
-          <w:szCs w:val="22"/>
-        </w:rPr>
-        <w:t>user</w:t>
+          <w:sz w:val="22"/>
+          <w:szCs w:val="22"/>
+        </w:rPr>
+      </w:pPr>
+      <w:r>
+        <w:rPr>
+          <w:rFonts w:asciiTheme="minorHAnsi" w:hAnsiTheme="minorHAnsi" w:cstheme="minorHAnsi"/>
+          <w:sz w:val="22"/>
+          <w:szCs w:val="22"/>
+        </w:rPr>
+        <w:t>List all problems (Use pagination)</w:t>
       </w:r>
     </w:p>
     <w:p>
@@ -2873,22 +2907,21 @@
         <w:pStyle w:val="BodyText"/>
         <w:numPr>
           <w:ilvl w:val="0"/>
-          <w:numId w:val="14"/>
+          <w:numId w:val="6"/>
         </w:numPr>
         <w:rPr>
           <w:rFonts w:asciiTheme="minorHAnsi" w:hAnsiTheme="minorHAnsi" w:cstheme="minorHAnsi"/>
-          <w:b/>
-          <w:sz w:val="22"/>
-          <w:szCs w:val="22"/>
-        </w:rPr>
-      </w:pPr>
-      <w:r>
-        <w:rPr>
-          <w:rFonts w:asciiTheme="minorHAnsi" w:hAnsiTheme="minorHAnsi" w:cstheme="minorHAnsi"/>
-          <w:sz w:val="22"/>
-          <w:szCs w:val="22"/>
-        </w:rPr>
-        <w:t>name: string</w:t>
+          <w:sz w:val="22"/>
+          <w:szCs w:val="22"/>
+        </w:rPr>
+      </w:pPr>
+      <w:r>
+        <w:rPr>
+          <w:rFonts w:asciiTheme="minorHAnsi" w:hAnsiTheme="minorHAnsi" w:cstheme="minorHAnsi"/>
+          <w:sz w:val="22"/>
+          <w:szCs w:val="22"/>
+        </w:rPr>
+        <w:t>A particular problem</w:t>
       </w:r>
     </w:p>
     <w:p>
@@ -2896,22 +2929,21 @@
         <w:pStyle w:val="BodyText"/>
         <w:numPr>
           <w:ilvl w:val="0"/>
-          <w:numId w:val="14"/>
+          <w:numId w:val="17"/>
         </w:numPr>
         <w:rPr>
           <w:rFonts w:asciiTheme="minorHAnsi" w:hAnsiTheme="minorHAnsi" w:cstheme="minorHAnsi"/>
-          <w:b/>
-          <w:sz w:val="22"/>
-          <w:szCs w:val="22"/>
-        </w:rPr>
-      </w:pPr>
-      <w:r>
-        <w:rPr>
-          <w:rFonts w:asciiTheme="minorHAnsi" w:hAnsiTheme="minorHAnsi" w:cstheme="minorHAnsi"/>
-          <w:sz w:val="22"/>
-          <w:szCs w:val="22"/>
-        </w:rPr>
-        <w:t>email: string</w:t>
+          <w:sz w:val="22"/>
+          <w:szCs w:val="22"/>
+        </w:rPr>
+      </w:pPr>
+      <w:r>
+        <w:rPr>
+          <w:rFonts w:asciiTheme="minorHAnsi" w:hAnsiTheme="minorHAnsi" w:cstheme="minorHAnsi"/>
+          <w:sz w:val="22"/>
+          <w:szCs w:val="22"/>
+        </w:rPr>
+        <w:t>Select language</w:t>
       </w:r>
     </w:p>
     <w:p>
@@ -2919,10 +2951,241 @@
         <w:pStyle w:val="BodyText"/>
         <w:numPr>
           <w:ilvl w:val="0"/>
-          <w:numId w:val="14"/>
+          <w:numId w:val="17"/>
         </w:numPr>
         <w:rPr>
           <w:rFonts w:asciiTheme="minorHAnsi" w:hAnsiTheme="minorHAnsi" w:cstheme="minorHAnsi"/>
+          <w:sz w:val="22"/>
+          <w:szCs w:val="22"/>
+        </w:rPr>
+      </w:pPr>
+      <w:r>
+        <w:rPr>
+          <w:rFonts w:asciiTheme="minorHAnsi" w:hAnsiTheme="minorHAnsi" w:cstheme="minorHAnsi"/>
+          <w:sz w:val="22"/>
+          <w:szCs w:val="22"/>
+        </w:rPr>
+        <w:t>File selection</w:t>
+      </w:r>
+    </w:p>
+    <w:p>
+      <w:pPr>
+        <w:pStyle w:val="BodyText"/>
+        <w:numPr>
+          <w:ilvl w:val="0"/>
+          <w:numId w:val="17"/>
+        </w:numPr>
+        <w:rPr>
+          <w:rFonts w:asciiTheme="minorHAnsi" w:hAnsiTheme="minorHAnsi" w:cstheme="minorHAnsi"/>
+          <w:sz w:val="22"/>
+          <w:szCs w:val="22"/>
+        </w:rPr>
+      </w:pPr>
+      <w:r>
+        <w:rPr>
+          <w:rFonts w:asciiTheme="minorHAnsi" w:hAnsiTheme="minorHAnsi" w:cstheme="minorHAnsi"/>
+          <w:sz w:val="22"/>
+          <w:szCs w:val="22"/>
+        </w:rPr>
+        <w:t>Coding arena</w:t>
+      </w:r>
+    </w:p>
+    <w:p>
+      <w:pPr>
+        <w:pStyle w:val="BodyText"/>
+        <w:numPr>
+          <w:ilvl w:val="0"/>
+          <w:numId w:val="17"/>
+        </w:numPr>
+        <w:rPr>
+          <w:rFonts w:asciiTheme="minorHAnsi" w:hAnsiTheme="minorHAnsi" w:cstheme="minorHAnsi"/>
+          <w:sz w:val="22"/>
+          <w:szCs w:val="22"/>
+        </w:rPr>
+      </w:pPr>
+      <w:r>
+        <w:rPr>
+          <w:rFonts w:asciiTheme="minorHAnsi" w:hAnsiTheme="minorHAnsi" w:cstheme="minorHAnsi"/>
+          <w:sz w:val="22"/>
+          <w:szCs w:val="22"/>
+        </w:rPr>
+        <w:t>Input</w:t>
+      </w:r>
+    </w:p>
+    <w:p>
+      <w:pPr>
+        <w:pStyle w:val="BodyText"/>
+        <w:numPr>
+          <w:ilvl w:val="0"/>
+          <w:numId w:val="17"/>
+        </w:numPr>
+        <w:rPr>
+          <w:rFonts w:asciiTheme="minorHAnsi" w:hAnsiTheme="minorHAnsi" w:cstheme="minorHAnsi"/>
+          <w:sz w:val="22"/>
+          <w:szCs w:val="22"/>
+        </w:rPr>
+      </w:pPr>
+      <w:r>
+        <w:rPr>
+          <w:rFonts w:asciiTheme="minorHAnsi" w:hAnsiTheme="minorHAnsi" w:cstheme="minorHAnsi"/>
+          <w:sz w:val="22"/>
+          <w:szCs w:val="22"/>
+        </w:rPr>
+        <w:t>Output</w:t>
+      </w:r>
+    </w:p>
+    <w:p>
+      <w:pPr>
+        <w:pStyle w:val="BodyText"/>
+        <w:numPr>
+          <w:ilvl w:val="0"/>
+          <w:numId w:val="17"/>
+        </w:numPr>
+        <w:rPr>
+          <w:rFonts w:asciiTheme="minorHAnsi" w:hAnsiTheme="minorHAnsi" w:cstheme="minorHAnsi"/>
+          <w:sz w:val="22"/>
+          <w:szCs w:val="22"/>
+        </w:rPr>
+      </w:pPr>
+      <w:r>
+        <w:rPr>
+          <w:rFonts w:asciiTheme="minorHAnsi" w:hAnsiTheme="minorHAnsi" w:cstheme="minorHAnsi"/>
+          <w:sz w:val="22"/>
+          <w:szCs w:val="22"/>
+        </w:rPr>
+        <w:t>Verdict</w:t>
+      </w:r>
+    </w:p>
+    <w:p>
+      <w:pPr>
+        <w:pStyle w:val="BodyText"/>
+        <w:numPr>
+          <w:ilvl w:val="0"/>
+          <w:numId w:val="17"/>
+        </w:numPr>
+        <w:rPr>
+          <w:rFonts w:asciiTheme="minorHAnsi" w:hAnsiTheme="minorHAnsi" w:cstheme="minorHAnsi"/>
+          <w:sz w:val="22"/>
+          <w:szCs w:val="22"/>
+        </w:rPr>
+      </w:pPr>
+      <w:r>
+        <w:rPr>
+          <w:rFonts w:asciiTheme="minorHAnsi" w:hAnsiTheme="minorHAnsi" w:cstheme="minorHAnsi"/>
+          <w:sz w:val="22"/>
+          <w:szCs w:val="22"/>
+        </w:rPr>
+        <w:t>View past submissions</w:t>
+      </w:r>
+    </w:p>
+    <w:p>
+      <w:pPr>
+        <w:pStyle w:val="BodyText"/>
+        <w:numPr>
+          <w:ilvl w:val="0"/>
+          <w:numId w:val="20"/>
+        </w:numPr>
+        <w:rPr>
+          <w:rFonts w:asciiTheme="minorHAnsi" w:hAnsiTheme="minorHAnsi" w:cstheme="minorHAnsi"/>
+          <w:sz w:val="22"/>
+          <w:szCs w:val="22"/>
+        </w:rPr>
+      </w:pPr>
+      <w:r>
+        <w:rPr>
+          <w:rFonts w:asciiTheme="minorHAnsi" w:hAnsiTheme="minorHAnsi" w:cstheme="minorHAnsi"/>
+          <w:sz w:val="22"/>
+          <w:szCs w:val="22"/>
+        </w:rPr>
+        <w:t>A particular submission</w:t>
+      </w:r>
+    </w:p>
+    <w:p>
+      <w:pPr>
+        <w:pStyle w:val="BodyText"/>
+        <w:numPr>
+          <w:ilvl w:val="0"/>
+          <w:numId w:val="21"/>
+        </w:numPr>
+        <w:rPr>
+          <w:rFonts w:asciiTheme="minorHAnsi" w:hAnsiTheme="minorHAnsi" w:cstheme="minorHAnsi"/>
+          <w:sz w:val="22"/>
+          <w:szCs w:val="22"/>
+        </w:rPr>
+      </w:pPr>
+      <w:r>
+        <w:rPr>
+          <w:rFonts w:asciiTheme="minorHAnsi" w:hAnsiTheme="minorHAnsi" w:cstheme="minorHAnsi"/>
+          <w:sz w:val="22"/>
+          <w:szCs w:val="22"/>
+        </w:rPr>
+        <w:t>Language</w:t>
+      </w:r>
+    </w:p>
+    <w:p>
+      <w:pPr>
+        <w:pStyle w:val="BodyText"/>
+        <w:numPr>
+          <w:ilvl w:val="0"/>
+          <w:numId w:val="21"/>
+        </w:numPr>
+        <w:rPr>
+          <w:rFonts w:asciiTheme="minorHAnsi" w:hAnsiTheme="minorHAnsi" w:cstheme="minorHAnsi"/>
+          <w:sz w:val="22"/>
+          <w:szCs w:val="22"/>
+        </w:rPr>
+      </w:pPr>
+      <w:r>
+        <w:rPr>
+          <w:rFonts w:asciiTheme="minorHAnsi" w:hAnsiTheme="minorHAnsi" w:cstheme="minorHAnsi"/>
+          <w:sz w:val="22"/>
+          <w:szCs w:val="22"/>
+        </w:rPr>
+        <w:t>Code</w:t>
+      </w:r>
+    </w:p>
+    <w:p>
+      <w:pPr>
+        <w:pStyle w:val="BodyText"/>
+        <w:numPr>
+          <w:ilvl w:val="0"/>
+          <w:numId w:val="21"/>
+        </w:numPr>
+        <w:rPr>
+          <w:rFonts w:asciiTheme="minorHAnsi" w:hAnsiTheme="minorHAnsi" w:cstheme="minorHAnsi"/>
+          <w:sz w:val="22"/>
+          <w:szCs w:val="22"/>
+        </w:rPr>
+      </w:pPr>
+      <w:r>
+        <w:rPr>
+          <w:rFonts w:asciiTheme="minorHAnsi" w:hAnsiTheme="minorHAnsi" w:cstheme="minorHAnsi"/>
+          <w:sz w:val="22"/>
+          <w:szCs w:val="22"/>
+        </w:rPr>
+        <w:lastRenderedPageBreak/>
+        <w:t>Verdict</w:t>
+      </w:r>
+    </w:p>
+    <w:p>
+      <w:pPr>
+        <w:pStyle w:val="BodyText"/>
+        <w:rPr>
+          <w:rFonts w:asciiTheme="minorHAnsi" w:hAnsiTheme="minorHAnsi" w:cstheme="minorHAnsi"/>
+          <w:sz w:val="22"/>
+          <w:szCs w:val="22"/>
+        </w:rPr>
+      </w:pPr>
+    </w:p>
+    <w:p>
+      <w:pPr>
+        <w:pStyle w:val="BodyText"/>
+        <w:numPr>
+          <w:ilvl w:val="0"/>
+          <w:numId w:val="16"/>
+        </w:numPr>
+        <w:rPr>
+          <w:rFonts w:asciiTheme="minorHAnsi" w:hAnsiTheme="minorHAnsi" w:cstheme="minorHAnsi"/>
           <w:b/>
           <w:sz w:val="22"/>
           <w:szCs w:val="22"/>
@@ -2931,29 +3194,39 @@
       <w:r>
         <w:rPr>
           <w:rFonts w:asciiTheme="minorHAnsi" w:hAnsiTheme="minorHAnsi" w:cstheme="minorHAnsi"/>
-          <w:sz w:val="22"/>
-          <w:szCs w:val="22"/>
-        </w:rPr>
-        <w:t>password: string</w:t>
-      </w:r>
-    </w:p>
-    <w:p>
-      <w:pPr>
-        <w:pStyle w:val="BodyText"/>
-        <w:ind w:left="1080"/>
-        <w:rPr>
-          <w:rFonts w:asciiTheme="minorHAnsi" w:hAnsiTheme="minorHAnsi" w:cstheme="minorHAnsi"/>
           <w:b/>
           <w:sz w:val="22"/>
           <w:szCs w:val="22"/>
         </w:rPr>
-      </w:pPr>
-      <w:bookmarkStart w:id="0" w:name="_GoBack"/>
-      <w:bookmarkEnd w:id="0"/>
-    </w:p>
-    <w:p>
-      <w:pPr>
-        <w:pStyle w:val="BodyText"/>
+        <w:t>Backend</w:t>
+      </w:r>
+    </w:p>
+    <w:p>
+      <w:pPr>
+        <w:pStyle w:val="BodyText"/>
+        <w:ind w:left="720"/>
+        <w:rPr>
+          <w:rFonts w:asciiTheme="minorHAnsi" w:hAnsiTheme="minorHAnsi" w:cstheme="minorHAnsi"/>
+          <w:sz w:val="22"/>
+          <w:szCs w:val="22"/>
+        </w:rPr>
+      </w:pPr>
+      <w:r>
+        <w:rPr>
+          <w:rFonts w:asciiTheme="minorHAnsi" w:hAnsiTheme="minorHAnsi" w:cstheme="minorHAnsi"/>
+          <w:sz w:val="22"/>
+          <w:szCs w:val="22"/>
+        </w:rPr>
+        <w:t>API endpoints in Express.js:</w:t>
+      </w:r>
+    </w:p>
+    <w:p>
+      <w:pPr>
+        <w:pStyle w:val="BodyText"/>
+        <w:numPr>
+          <w:ilvl w:val="0"/>
+          <w:numId w:val="18"/>
+        </w:numPr>
         <w:rPr>
           <w:rFonts w:asciiTheme="minorHAnsi" w:hAnsiTheme="minorHAnsi" w:cstheme="minorHAnsi"/>
           <w:b/>
@@ -2961,7 +3234,258 @@
           <w:szCs w:val="22"/>
         </w:rPr>
       </w:pPr>
-    </w:p>
+      <w:r>
+        <w:rPr>
+          <w:rFonts w:asciiTheme="minorHAnsi" w:hAnsiTheme="minorHAnsi" w:cstheme="minorHAnsi"/>
+          <w:sz w:val="22"/>
+          <w:szCs w:val="22"/>
+        </w:rPr>
+        <w:t>GET and POST request for login/register page</w:t>
+      </w:r>
+    </w:p>
+    <w:p>
+      <w:pPr>
+        <w:pStyle w:val="BodyText"/>
+        <w:numPr>
+          <w:ilvl w:val="0"/>
+          <w:numId w:val="18"/>
+        </w:numPr>
+        <w:rPr>
+          <w:rFonts w:asciiTheme="minorHAnsi" w:hAnsiTheme="minorHAnsi" w:cstheme="minorHAnsi"/>
+          <w:b/>
+          <w:sz w:val="22"/>
+          <w:szCs w:val="22"/>
+        </w:rPr>
+      </w:pPr>
+      <w:r>
+        <w:rPr>
+          <w:rFonts w:asciiTheme="minorHAnsi" w:hAnsiTheme="minorHAnsi" w:cstheme="minorHAnsi"/>
+          <w:sz w:val="22"/>
+          <w:szCs w:val="22"/>
+        </w:rPr>
+        <w:t>GET request to list all the problems</w:t>
+      </w:r>
+    </w:p>
+    <w:p>
+      <w:pPr>
+        <w:pStyle w:val="BodyText"/>
+        <w:numPr>
+          <w:ilvl w:val="0"/>
+          <w:numId w:val="18"/>
+        </w:numPr>
+        <w:rPr>
+          <w:rFonts w:asciiTheme="minorHAnsi" w:hAnsiTheme="minorHAnsi" w:cstheme="minorHAnsi"/>
+          <w:b/>
+          <w:sz w:val="22"/>
+          <w:szCs w:val="22"/>
+        </w:rPr>
+      </w:pPr>
+      <w:r>
+        <w:rPr>
+          <w:rFonts w:asciiTheme="minorHAnsi" w:hAnsiTheme="minorHAnsi" w:cstheme="minorHAnsi"/>
+          <w:sz w:val="22"/>
+          <w:szCs w:val="22"/>
+        </w:rPr>
+        <w:t>GET request for a particular problem</w:t>
+      </w:r>
+    </w:p>
+    <w:p>
+      <w:pPr>
+        <w:pStyle w:val="BodyText"/>
+        <w:numPr>
+          <w:ilvl w:val="0"/>
+          <w:numId w:val="18"/>
+        </w:numPr>
+        <w:rPr>
+          <w:rFonts w:asciiTheme="minorHAnsi" w:hAnsiTheme="minorHAnsi" w:cstheme="minorHAnsi"/>
+          <w:b/>
+          <w:sz w:val="22"/>
+          <w:szCs w:val="22"/>
+        </w:rPr>
+      </w:pPr>
+      <w:r>
+        <w:rPr>
+          <w:rFonts w:asciiTheme="minorHAnsi" w:hAnsiTheme="minorHAnsi" w:cstheme="minorHAnsi"/>
+          <w:sz w:val="22"/>
+          <w:szCs w:val="22"/>
+        </w:rPr>
+        <w:t>POST request for submission</w:t>
+      </w:r>
+    </w:p>
+    <w:p>
+      <w:pPr>
+        <w:pStyle w:val="BodyText"/>
+        <w:numPr>
+          <w:ilvl w:val="0"/>
+          <w:numId w:val="18"/>
+        </w:numPr>
+        <w:rPr>
+          <w:rFonts w:asciiTheme="minorHAnsi" w:hAnsiTheme="minorHAnsi" w:cstheme="minorHAnsi"/>
+          <w:b/>
+          <w:sz w:val="22"/>
+          <w:szCs w:val="22"/>
+        </w:rPr>
+      </w:pPr>
+      <w:r>
+        <w:rPr>
+          <w:rFonts w:asciiTheme="minorHAnsi" w:hAnsiTheme="minorHAnsi" w:cstheme="minorHAnsi"/>
+          <w:sz w:val="22"/>
+          <w:szCs w:val="22"/>
+        </w:rPr>
+        <w:t>GET request to view all past submissions</w:t>
+      </w:r>
+    </w:p>
+    <w:p>
+      <w:pPr>
+        <w:pStyle w:val="BodyText"/>
+        <w:numPr>
+          <w:ilvl w:val="0"/>
+          <w:numId w:val="18"/>
+        </w:numPr>
+        <w:rPr>
+          <w:rFonts w:asciiTheme="minorHAnsi" w:hAnsiTheme="minorHAnsi" w:cstheme="minorHAnsi"/>
+          <w:b/>
+          <w:sz w:val="22"/>
+          <w:szCs w:val="22"/>
+        </w:rPr>
+      </w:pPr>
+      <w:r>
+        <w:rPr>
+          <w:rFonts w:asciiTheme="minorHAnsi" w:hAnsiTheme="minorHAnsi" w:cstheme="minorHAnsi"/>
+          <w:sz w:val="22"/>
+          <w:szCs w:val="22"/>
+        </w:rPr>
+        <w:t>GET request to view a particular submission</w:t>
+      </w:r>
+    </w:p>
+    <w:p>
+      <w:pPr>
+        <w:pStyle w:val="BodyText"/>
+        <w:rPr>
+          <w:rFonts w:asciiTheme="minorHAnsi" w:hAnsiTheme="minorHAnsi" w:cstheme="minorHAnsi"/>
+          <w:sz w:val="22"/>
+          <w:szCs w:val="22"/>
+        </w:rPr>
+      </w:pPr>
+    </w:p>
+    <w:p>
+      <w:pPr>
+        <w:pStyle w:val="BodyText"/>
+        <w:numPr>
+          <w:ilvl w:val="0"/>
+          <w:numId w:val="16"/>
+        </w:numPr>
+        <w:rPr>
+          <w:rFonts w:asciiTheme="minorHAnsi" w:hAnsiTheme="minorHAnsi" w:cstheme="minorHAnsi"/>
+          <w:b/>
+          <w:sz w:val="22"/>
+          <w:szCs w:val="22"/>
+        </w:rPr>
+      </w:pPr>
+      <w:r>
+        <w:rPr>
+          <w:rFonts w:asciiTheme="minorHAnsi" w:hAnsiTheme="minorHAnsi" w:cstheme="minorHAnsi"/>
+          <w:b/>
+          <w:sz w:val="22"/>
+          <w:szCs w:val="22"/>
+        </w:rPr>
+        <w:t>Evaluation System</w:t>
+      </w:r>
+    </w:p>
+    <w:p>
+      <w:pPr>
+        <w:pStyle w:val="BodyText"/>
+        <w:ind w:left="720"/>
+        <w:rPr>
+          <w:rFonts w:asciiTheme="minorHAnsi" w:hAnsiTheme="minorHAnsi" w:cstheme="minorHAnsi"/>
+          <w:sz w:val="22"/>
+          <w:szCs w:val="22"/>
+          <w:lang w:val="en-IN" w:eastAsia="en-IN"/>
+        </w:rPr>
+      </w:pPr>
+      <w:r>
+        <w:rPr>
+          <w:rFonts w:asciiTheme="minorHAnsi" w:hAnsiTheme="minorHAnsi" w:cstheme="minorHAnsi"/>
+          <w:sz w:val="22"/>
+          <w:szCs w:val="22"/>
+          <w:lang w:eastAsia="en-IN"/>
+        </w:rPr>
+        <w:t>Run submitted code in sandboxed containers on high-CPU machines. Sandboxing should ensure that executions:</w:t>
+      </w:r>
+    </w:p>
+    <w:p>
+      <w:pPr>
+        <w:pStyle w:val="BodyText"/>
+        <w:numPr>
+          <w:ilvl w:val="0"/>
+          <w:numId w:val="22"/>
+        </w:numPr>
+        <w:rPr>
+          <w:rFonts w:asciiTheme="minorHAnsi" w:hAnsiTheme="minorHAnsi" w:cstheme="minorHAnsi"/>
+          <w:sz w:val="22"/>
+          <w:szCs w:val="22"/>
+          <w:lang w:eastAsia="en-IN"/>
+        </w:rPr>
+      </w:pPr>
+      <w:r>
+        <w:rPr>
+          <w:rFonts w:asciiTheme="minorHAnsi" w:hAnsiTheme="minorHAnsi" w:cstheme="minorHAnsi"/>
+          <w:sz w:val="22"/>
+          <w:szCs w:val="22"/>
+          <w:lang w:eastAsia="en-IN"/>
+        </w:rPr>
+        <w:t>Do not consume excessive resources.</w:t>
+      </w:r>
+    </w:p>
+    <w:p>
+      <w:pPr>
+        <w:pStyle w:val="BodyText"/>
+        <w:numPr>
+          <w:ilvl w:val="0"/>
+          <w:numId w:val="22"/>
+        </w:numPr>
+        <w:rPr>
+          <w:rFonts w:asciiTheme="minorHAnsi" w:hAnsiTheme="minorHAnsi" w:cstheme="minorHAnsi"/>
+          <w:sz w:val="22"/>
+          <w:szCs w:val="22"/>
+          <w:lang w:eastAsia="en-IN"/>
+        </w:rPr>
+      </w:pPr>
+      <w:r>
+        <w:rPr>
+          <w:rFonts w:asciiTheme="minorHAnsi" w:hAnsiTheme="minorHAnsi" w:cstheme="minorHAnsi"/>
+          <w:sz w:val="22"/>
+          <w:szCs w:val="22"/>
+          <w:lang w:eastAsia="en-IN"/>
+        </w:rPr>
+        <w:t>Have restricted privileges and cannot access system configurations.</w:t>
+      </w:r>
+    </w:p>
+    <w:p>
+      <w:pPr>
+        <w:pStyle w:val="BodyText"/>
+        <w:numPr>
+          <w:ilvl w:val="0"/>
+          <w:numId w:val="22"/>
+        </w:numPr>
+        <w:rPr>
+          <w:rFonts w:asciiTheme="minorHAnsi" w:hAnsiTheme="minorHAnsi" w:cstheme="minorHAnsi"/>
+          <w:sz w:val="22"/>
+          <w:szCs w:val="22"/>
+          <w:lang w:eastAsia="en-IN"/>
+        </w:rPr>
+      </w:pPr>
+      <w:r>
+        <w:rPr>
+          <w:rFonts w:asciiTheme="minorHAnsi" w:hAnsiTheme="minorHAnsi" w:cstheme="minorHAnsi"/>
+          <w:sz w:val="22"/>
+          <w:szCs w:val="22"/>
+          <w:lang w:eastAsia="en-IN"/>
+        </w:rPr>
+        <w:t>Are subject to strict execution time limits.</w:t>
+      </w:r>
+    </w:p>
+    <w:p/>
     <w:p/>
     <w:sectPr>
       <w:pgSz w:w="11906" w:h="16838"/>
@@ -3443,6 +3967,119 @@
     </w:lvl>
   </w:abstractNum>
   <w:abstractNum w:abstractNumId="5">
+    <w:nsid w:val="309337E7"/>
+    <w:multiLevelType w:val="hybridMultilevel"/>
+    <w:tmpl w:val="98208942"/>
+    <w:lvl w:ilvl="0" w:tplc="40090001">
+      <w:start w:val="1"/>
+      <w:numFmt w:val="bullet"/>
+      <w:lvlText w:val=""/>
+      <w:lvlJc w:val="left"/>
+      <w:pPr>
+        <w:ind w:left="1080" w:hanging="360"/>
+      </w:pPr>
+      <w:rPr>
+        <w:rFonts w:ascii="Symbol" w:hAnsi="Symbol" w:hint="default"/>
+      </w:rPr>
+    </w:lvl>
+    <w:lvl w:ilvl="1" w:tplc="40090003" w:tentative="1">
+      <w:start w:val="1"/>
+      <w:numFmt w:val="bullet"/>
+      <w:lvlText w:val="o"/>
+      <w:lvlJc w:val="left"/>
+      <w:pPr>
+        <w:ind w:left="1800" w:hanging="360"/>
+      </w:pPr>
+      <w:rPr>
+        <w:rFonts w:ascii="Courier New" w:hAnsi="Courier New" w:cs="Courier New" w:hint="default"/>
+      </w:rPr>
+    </w:lvl>
+    <w:lvl w:ilvl="2" w:tplc="40090005" w:tentative="1">
+      <w:start w:val="1"/>
+      <w:numFmt w:val="bullet"/>
+      <w:lvlText w:val=""/>
+      <w:lvlJc w:val="left"/>
+      <w:pPr>
+        <w:ind w:left="2520" w:hanging="360"/>
+      </w:pPr>
+      <w:rPr>
+        <w:rFonts w:ascii="Wingdings" w:hAnsi="Wingdings" w:hint="default"/>
+      </w:rPr>
+    </w:lvl>
+    <w:lvl w:ilvl="3" w:tplc="40090001" w:tentative="1">
+      <w:start w:val="1"/>
+      <w:numFmt w:val="bullet"/>
+      <w:lvlText w:val=""/>
+      <w:lvlJc w:val="left"/>
+      <w:pPr>
+        <w:ind w:left="3240" w:hanging="360"/>
+      </w:pPr>
+      <w:rPr>
+        <w:rFonts w:ascii="Symbol" w:hAnsi="Symbol" w:hint="default"/>
+      </w:rPr>
+    </w:lvl>
+    <w:lvl w:ilvl="4" w:tplc="40090003" w:tentative="1">
+      <w:start w:val="1"/>
+      <w:numFmt w:val="bullet"/>
+      <w:lvlText w:val="o"/>
+      <w:lvlJc w:val="left"/>
+      <w:pPr>
+        <w:ind w:left="3960" w:hanging="360"/>
+      </w:pPr>
+      <w:rPr>
+        <w:rFonts w:ascii="Courier New" w:hAnsi="Courier New" w:cs="Courier New" w:hint="default"/>
+      </w:rPr>
+    </w:lvl>
+    <w:lvl w:ilvl="5" w:tplc="40090005" w:tentative="1">
+      <w:start w:val="1"/>
+      <w:numFmt w:val="bullet"/>
+      <w:lvlText w:val=""/>
+      <w:lvlJc w:val="left"/>
+      <w:pPr>
+        <w:ind w:left="4680" w:hanging="360"/>
+      </w:pPr>
+      <w:rPr>
+        <w:rFonts w:ascii="Wingdings" w:hAnsi="Wingdings" w:hint="default"/>
+      </w:rPr>
+    </w:lvl>
+    <w:lvl w:ilvl="6" w:tplc="40090001" w:tentative="1">
+      <w:start w:val="1"/>
+      <w:numFmt w:val="bullet"/>
+      <w:lvlText w:val=""/>
+      <w:lvlJc w:val="left"/>
+      <w:pPr>
+        <w:ind w:left="5400" w:hanging="360"/>
+      </w:pPr>
+      <w:rPr>
+        <w:rFonts w:ascii="Symbol" w:hAnsi="Symbol" w:hint="default"/>
+      </w:rPr>
+    </w:lvl>
+    <w:lvl w:ilvl="7" w:tplc="40090003" w:tentative="1">
+      <w:start w:val="1"/>
+      <w:numFmt w:val="bullet"/>
+      <w:lvlText w:val="o"/>
+      <w:lvlJc w:val="left"/>
+      <w:pPr>
+        <w:ind w:left="6120" w:hanging="360"/>
+      </w:pPr>
+      <w:rPr>
+        <w:rFonts w:ascii="Courier New" w:hAnsi="Courier New" w:cs="Courier New" w:hint="default"/>
+      </w:rPr>
+    </w:lvl>
+    <w:lvl w:ilvl="8" w:tplc="40090005" w:tentative="1">
+      <w:start w:val="1"/>
+      <w:numFmt w:val="bullet"/>
+      <w:lvlText w:val=""/>
+      <w:lvlJc w:val="left"/>
+      <w:pPr>
+        <w:ind w:left="6840" w:hanging="360"/>
+      </w:pPr>
+      <w:rPr>
+        <w:rFonts w:ascii="Wingdings" w:hAnsi="Wingdings" w:hint="default"/>
+      </w:rPr>
+    </w:lvl>
+  </w:abstractNum>
+  <w:abstractNum w:abstractNumId="6">
     <w:nsid w:val="3D7B648E"/>
     <w:multiLevelType w:val="hybridMultilevel"/>
     <w:tmpl w:val="DB0AAB9E"/>
@@ -3528,7 +4165,7 @@
       </w:pPr>
     </w:lvl>
   </w:abstractNum>
-  <w:abstractNum w:abstractNumId="6">
+  <w:abstractNum w:abstractNumId="7">
     <w:nsid w:val="3EA05062"/>
     <w:multiLevelType w:val="hybridMultilevel"/>
     <w:tmpl w:val="F1107494"/>
@@ -3641,7 +4278,233 @@
       </w:rPr>
     </w:lvl>
   </w:abstractNum>
-  <w:abstractNum w:abstractNumId="7">
+  <w:abstractNum w:abstractNumId="8">
+    <w:nsid w:val="407B7AC2"/>
+    <w:multiLevelType w:val="hybridMultilevel"/>
+    <w:tmpl w:val="65F4B5A2"/>
+    <w:lvl w:ilvl="0" w:tplc="4009000B">
+      <w:start w:val="1"/>
+      <w:numFmt w:val="bullet"/>
+      <w:lvlText w:val=""/>
+      <w:lvlJc w:val="left"/>
+      <w:pPr>
+        <w:ind w:left="1440" w:hanging="360"/>
+      </w:pPr>
+      <w:rPr>
+        <w:rFonts w:ascii="Wingdings" w:hAnsi="Wingdings" w:hint="default"/>
+      </w:rPr>
+    </w:lvl>
+    <w:lvl w:ilvl="1" w:tplc="40090003" w:tentative="1">
+      <w:start w:val="1"/>
+      <w:numFmt w:val="bullet"/>
+      <w:lvlText w:val="o"/>
+      <w:lvlJc w:val="left"/>
+      <w:pPr>
+        <w:ind w:left="2160" w:hanging="360"/>
+      </w:pPr>
+      <w:rPr>
+        <w:rFonts w:ascii="Courier New" w:hAnsi="Courier New" w:cs="Courier New" w:hint="default"/>
+      </w:rPr>
+    </w:lvl>
+    <w:lvl w:ilvl="2" w:tplc="40090005" w:tentative="1">
+      <w:start w:val="1"/>
+      <w:numFmt w:val="bullet"/>
+      <w:lvlText w:val=""/>
+      <w:lvlJc w:val="left"/>
+      <w:pPr>
+        <w:ind w:left="2880" w:hanging="360"/>
+      </w:pPr>
+      <w:rPr>
+        <w:rFonts w:ascii="Wingdings" w:hAnsi="Wingdings" w:hint="default"/>
+      </w:rPr>
+    </w:lvl>
+    <w:lvl w:ilvl="3" w:tplc="40090001" w:tentative="1">
+      <w:start w:val="1"/>
+      <w:numFmt w:val="bullet"/>
+      <w:lvlText w:val=""/>
+      <w:lvlJc w:val="left"/>
+      <w:pPr>
+        <w:ind w:left="3600" w:hanging="360"/>
+      </w:pPr>
+      <w:rPr>
+        <w:rFonts w:ascii="Symbol" w:hAnsi="Symbol" w:hint="default"/>
+      </w:rPr>
+    </w:lvl>
+    <w:lvl w:ilvl="4" w:tplc="40090003" w:tentative="1">
+      <w:start w:val="1"/>
+      <w:numFmt w:val="bullet"/>
+      <w:lvlText w:val="o"/>
+      <w:lvlJc w:val="left"/>
+      <w:pPr>
+        <w:ind w:left="4320" w:hanging="360"/>
+      </w:pPr>
+      <w:rPr>
+        <w:rFonts w:ascii="Courier New" w:hAnsi="Courier New" w:cs="Courier New" w:hint="default"/>
+      </w:rPr>
+    </w:lvl>
+    <w:lvl w:ilvl="5" w:tplc="40090005" w:tentative="1">
+      <w:start w:val="1"/>
+      <w:numFmt w:val="bullet"/>
+      <w:lvlText w:val=""/>
+      <w:lvlJc w:val="left"/>
+      <w:pPr>
+        <w:ind w:left="5040" w:hanging="360"/>
+      </w:pPr>
+      <w:rPr>
+        <w:rFonts w:ascii="Wingdings" w:hAnsi="Wingdings" w:hint="default"/>
+      </w:rPr>
+    </w:lvl>
+    <w:lvl w:ilvl="6" w:tplc="40090001" w:tentative="1">
+      <w:start w:val="1"/>
+      <w:numFmt w:val="bullet"/>
+      <w:lvlText w:val=""/>
+      <w:lvlJc w:val="left"/>
+      <w:pPr>
+        <w:ind w:left="5760" w:hanging="360"/>
+      </w:pPr>
+      <w:rPr>
+        <w:rFonts w:ascii="Symbol" w:hAnsi="Symbol" w:hint="default"/>
+      </w:rPr>
+    </w:lvl>
+    <w:lvl w:ilvl="7" w:tplc="40090003" w:tentative="1">
+      <w:start w:val="1"/>
+      <w:numFmt w:val="bullet"/>
+      <w:lvlText w:val="o"/>
+      <w:lvlJc w:val="left"/>
+      <w:pPr>
+        <w:ind w:left="6480" w:hanging="360"/>
+      </w:pPr>
+      <w:rPr>
+        <w:rFonts w:ascii="Courier New" w:hAnsi="Courier New" w:cs="Courier New" w:hint="default"/>
+      </w:rPr>
+    </w:lvl>
+    <w:lvl w:ilvl="8" w:tplc="40090005" w:tentative="1">
+      <w:start w:val="1"/>
+      <w:numFmt w:val="bullet"/>
+      <w:lvlText w:val=""/>
+      <w:lvlJc w:val="left"/>
+      <w:pPr>
+        <w:ind w:left="7200" w:hanging="360"/>
+      </w:pPr>
+      <w:rPr>
+        <w:rFonts w:ascii="Wingdings" w:hAnsi="Wingdings" w:hint="default"/>
+      </w:rPr>
+    </w:lvl>
+  </w:abstractNum>
+  <w:abstractNum w:abstractNumId="9">
+    <w:nsid w:val="47031107"/>
+    <w:multiLevelType w:val="hybridMultilevel"/>
+    <w:tmpl w:val="F32A15BE"/>
+    <w:lvl w:ilvl="0" w:tplc="4009000B">
+      <w:start w:val="1"/>
+      <w:numFmt w:val="bullet"/>
+      <w:lvlText w:val=""/>
+      <w:lvlJc w:val="left"/>
+      <w:pPr>
+        <w:ind w:left="1440" w:hanging="360"/>
+      </w:pPr>
+      <w:rPr>
+        <w:rFonts w:ascii="Wingdings" w:hAnsi="Wingdings" w:hint="default"/>
+      </w:rPr>
+    </w:lvl>
+    <w:lvl w:ilvl="1" w:tplc="40090003" w:tentative="1">
+      <w:start w:val="1"/>
+      <w:numFmt w:val="bullet"/>
+      <w:lvlText w:val="o"/>
+      <w:lvlJc w:val="left"/>
+      <w:pPr>
+        <w:ind w:left="2160" w:hanging="360"/>
+      </w:pPr>
+      <w:rPr>
+        <w:rFonts w:ascii="Courier New" w:hAnsi="Courier New" w:cs="Courier New" w:hint="default"/>
+      </w:rPr>
+    </w:lvl>
+    <w:lvl w:ilvl="2" w:tplc="40090005" w:tentative="1">
+      <w:start w:val="1"/>
+      <w:numFmt w:val="bullet"/>
+      <w:lvlText w:val=""/>
+      <w:lvlJc w:val="left"/>
+      <w:pPr>
+        <w:ind w:left="2880" w:hanging="360"/>
+      </w:pPr>
+      <w:rPr>
+        <w:rFonts w:ascii="Wingdings" w:hAnsi="Wingdings" w:hint="default"/>
+      </w:rPr>
+    </w:lvl>
+    <w:lvl w:ilvl="3" w:tplc="40090001" w:tentative="1">
+      <w:start w:val="1"/>
+      <w:numFmt w:val="bullet"/>
+      <w:lvlText w:val=""/>
+      <w:lvlJc w:val="left"/>
+      <w:pPr>
+        <w:ind w:left="3600" w:hanging="360"/>
+      </w:pPr>
+      <w:rPr>
+        <w:rFonts w:ascii="Symbol" w:hAnsi="Symbol" w:hint="default"/>
+      </w:rPr>
+    </w:lvl>
+    <w:lvl w:ilvl="4" w:tplc="40090003" w:tentative="1">
+      <w:start w:val="1"/>
+      <w:numFmt w:val="bullet"/>
+      <w:lvlText w:val="o"/>
+      <w:lvlJc w:val="left"/>
+      <w:pPr>
+        <w:ind w:left="4320" w:hanging="360"/>
+      </w:pPr>
+      <w:rPr>
+        <w:rFonts w:ascii="Courier New" w:hAnsi="Courier New" w:cs="Courier New" w:hint="default"/>
+      </w:rPr>
+    </w:lvl>
+    <w:lvl w:ilvl="5" w:tplc="40090005" w:tentative="1">
+      <w:start w:val="1"/>
+      <w:numFmt w:val="bullet"/>
+      <w:lvlText w:val=""/>
+      <w:lvlJc w:val="left"/>
+      <w:pPr>
+        <w:ind w:left="5040" w:hanging="360"/>
+      </w:pPr>
+      <w:rPr>
+        <w:rFonts w:ascii="Wingdings" w:hAnsi="Wingdings" w:hint="default"/>
+      </w:rPr>
+    </w:lvl>
+    <w:lvl w:ilvl="6" w:tplc="40090001" w:tentative="1">
+      <w:start w:val="1"/>
+      <w:numFmt w:val="bullet"/>
+      <w:lvlText w:val=""/>
+      <w:lvlJc w:val="left"/>
+      <w:pPr>
+        <w:ind w:left="5760" w:hanging="360"/>
+      </w:pPr>
+      <w:rPr>
+        <w:rFonts w:ascii="Symbol" w:hAnsi="Symbol" w:hint="default"/>
+      </w:rPr>
+    </w:lvl>
+    <w:lvl w:ilvl="7" w:tplc="40090003" w:tentative="1">
+      <w:start w:val="1"/>
+      <w:numFmt w:val="bullet"/>
+      <w:lvlText w:val="o"/>
+      <w:lvlJc w:val="left"/>
+      <w:pPr>
+        <w:ind w:left="6480" w:hanging="360"/>
+      </w:pPr>
+      <w:rPr>
+        <w:rFonts w:ascii="Courier New" w:hAnsi="Courier New" w:cs="Courier New" w:hint="default"/>
+      </w:rPr>
+    </w:lvl>
+    <w:lvl w:ilvl="8" w:tplc="40090005" w:tentative="1">
+      <w:start w:val="1"/>
+      <w:numFmt w:val="bullet"/>
+      <w:lvlText w:val=""/>
+      <w:lvlJc w:val="left"/>
+      <w:pPr>
+        <w:ind w:left="7200" w:hanging="360"/>
+      </w:pPr>
+      <w:rPr>
+        <w:rFonts w:ascii="Wingdings" w:hAnsi="Wingdings" w:hint="default"/>
+      </w:rPr>
+    </w:lvl>
+  </w:abstractNum>
+  <w:abstractNum w:abstractNumId="10">
     <w:nsid w:val="47E7330F"/>
     <w:multiLevelType w:val="hybridMultilevel"/>
     <w:tmpl w:val="C704671E"/>
@@ -3754,7 +4617,7 @@
       </w:rPr>
     </w:lvl>
   </w:abstractNum>
-  <w:abstractNum w:abstractNumId="8">
+  <w:abstractNum w:abstractNumId="11">
     <w:nsid w:val="48482942"/>
     <w:multiLevelType w:val="hybridMultilevel"/>
     <w:tmpl w:val="18305DE4"/>
@@ -3840,7 +4703,7 @@
       </w:pPr>
     </w:lvl>
   </w:abstractNum>
-  <w:abstractNum w:abstractNumId="9">
+  <w:abstractNum w:abstractNumId="12">
     <w:nsid w:val="4DC847AC"/>
     <w:multiLevelType w:val="hybridMultilevel"/>
     <w:tmpl w:val="882A384E"/>
@@ -3926,7 +4789,120 @@
       </w:pPr>
     </w:lvl>
   </w:abstractNum>
-  <w:abstractNum w:abstractNumId="10">
+  <w:abstractNum w:abstractNumId="13">
+    <w:nsid w:val="4FBA495B"/>
+    <w:multiLevelType w:val="hybridMultilevel"/>
+    <w:tmpl w:val="FA287E88"/>
+    <w:lvl w:ilvl="0" w:tplc="40090001">
+      <w:start w:val="1"/>
+      <w:numFmt w:val="bullet"/>
+      <w:lvlText w:val=""/>
+      <w:lvlJc w:val="left"/>
+      <w:pPr>
+        <w:ind w:left="1080" w:hanging="360"/>
+      </w:pPr>
+      <w:rPr>
+        <w:rFonts w:ascii="Symbol" w:hAnsi="Symbol" w:hint="default"/>
+      </w:rPr>
+    </w:lvl>
+    <w:lvl w:ilvl="1" w:tplc="40090003" w:tentative="1">
+      <w:start w:val="1"/>
+      <w:numFmt w:val="bullet"/>
+      <w:lvlText w:val="o"/>
+      <w:lvlJc w:val="left"/>
+      <w:pPr>
+        <w:ind w:left="1800" w:hanging="360"/>
+      </w:pPr>
+      <w:rPr>
+        <w:rFonts w:ascii="Courier New" w:hAnsi="Courier New" w:cs="Courier New" w:hint="default"/>
+      </w:rPr>
+    </w:lvl>
+    <w:lvl w:ilvl="2" w:tplc="40090005" w:tentative="1">
+      <w:start w:val="1"/>
+      <w:numFmt w:val="bullet"/>
+      <w:lvlText w:val=""/>
+      <w:lvlJc w:val="left"/>
+      <w:pPr>
+        <w:ind w:left="2520" w:hanging="360"/>
+      </w:pPr>
+      <w:rPr>
+        <w:rFonts w:ascii="Wingdings" w:hAnsi="Wingdings" w:hint="default"/>
+      </w:rPr>
+    </w:lvl>
+    <w:lvl w:ilvl="3" w:tplc="40090001" w:tentative="1">
+      <w:start w:val="1"/>
+      <w:numFmt w:val="bullet"/>
+      <w:lvlText w:val=""/>
+      <w:lvlJc w:val="left"/>
+      <w:pPr>
+        <w:ind w:left="3240" w:hanging="360"/>
+      </w:pPr>
+      <w:rPr>
+        <w:rFonts w:ascii="Symbol" w:hAnsi="Symbol" w:hint="default"/>
+      </w:rPr>
+    </w:lvl>
+    <w:lvl w:ilvl="4" w:tplc="40090003" w:tentative="1">
+      <w:start w:val="1"/>
+      <w:numFmt w:val="bullet"/>
+      <w:lvlText w:val="o"/>
+      <w:lvlJc w:val="left"/>
+      <w:pPr>
+        <w:ind w:left="3960" w:hanging="360"/>
+      </w:pPr>
+      <w:rPr>
+        <w:rFonts w:ascii="Courier New" w:hAnsi="Courier New" w:cs="Courier New" w:hint="default"/>
+      </w:rPr>
+    </w:lvl>
+    <w:lvl w:ilvl="5" w:tplc="40090005" w:tentative="1">
+      <w:start w:val="1"/>
+      <w:numFmt w:val="bullet"/>
+      <w:lvlText w:val=""/>
+      <w:lvlJc w:val="left"/>
+      <w:pPr>
+        <w:ind w:left="4680" w:hanging="360"/>
+      </w:pPr>
+      <w:rPr>
+        <w:rFonts w:ascii="Wingdings" w:hAnsi="Wingdings" w:hint="default"/>
+      </w:rPr>
+    </w:lvl>
+    <w:lvl w:ilvl="6" w:tplc="40090001" w:tentative="1">
+      <w:start w:val="1"/>
+      <w:numFmt w:val="bullet"/>
+      <w:lvlText w:val=""/>
+      <w:lvlJc w:val="left"/>
+      <w:pPr>
+        <w:ind w:left="5400" w:hanging="360"/>
+      </w:pPr>
+      <w:rPr>
+        <w:rFonts w:ascii="Symbol" w:hAnsi="Symbol" w:hint="default"/>
+      </w:rPr>
+    </w:lvl>
+    <w:lvl w:ilvl="7" w:tplc="40090003" w:tentative="1">
+      <w:start w:val="1"/>
+      <w:numFmt w:val="bullet"/>
+      <w:lvlText w:val="o"/>
+      <w:lvlJc w:val="left"/>
+      <w:pPr>
+        <w:ind w:left="6120" w:hanging="360"/>
+      </w:pPr>
+      <w:rPr>
+        <w:rFonts w:ascii="Courier New" w:hAnsi="Courier New" w:cs="Courier New" w:hint="default"/>
+      </w:rPr>
+    </w:lvl>
+    <w:lvl w:ilvl="8" w:tplc="40090005" w:tentative="1">
+      <w:start w:val="1"/>
+      <w:numFmt w:val="bullet"/>
+      <w:lvlText w:val=""/>
+      <w:lvlJc w:val="left"/>
+      <w:pPr>
+        <w:ind w:left="6840" w:hanging="360"/>
+      </w:pPr>
+      <w:rPr>
+        <w:rFonts w:ascii="Wingdings" w:hAnsi="Wingdings" w:hint="default"/>
+      </w:rPr>
+    </w:lvl>
+  </w:abstractNum>
+  <w:abstractNum w:abstractNumId="14">
     <w:nsid w:val="50742A90"/>
     <w:multiLevelType w:val="hybridMultilevel"/>
     <w:tmpl w:val="FF064308"/>
@@ -4015,7 +4991,7 @@
       </w:pPr>
     </w:lvl>
   </w:abstractNum>
-  <w:abstractNum w:abstractNumId="11">
+  <w:abstractNum w:abstractNumId="15">
     <w:nsid w:val="574D7DC2"/>
     <w:multiLevelType w:val="hybridMultilevel"/>
     <w:tmpl w:val="FC920C54"/>
@@ -4105,7 +5081,7 @@
       </w:pPr>
     </w:lvl>
   </w:abstractNum>
-  <w:abstractNum w:abstractNumId="12">
+  <w:abstractNum w:abstractNumId="16">
     <w:nsid w:val="626A44D4"/>
     <w:multiLevelType w:val="hybridMultilevel"/>
     <w:tmpl w:val="8D3C9F0C"/>
@@ -4195,7 +5171,7 @@
       </w:pPr>
     </w:lvl>
   </w:abstractNum>
-  <w:abstractNum w:abstractNumId="13">
+  <w:abstractNum w:abstractNumId="17">
     <w:nsid w:val="65F3704E"/>
     <w:multiLevelType w:val="hybridMultilevel"/>
     <w:tmpl w:val="4246F5C8"/>
@@ -4308,7 +5284,7 @@
       </w:rPr>
     </w:lvl>
   </w:abstractNum>
-  <w:abstractNum w:abstractNumId="14">
+  <w:abstractNum w:abstractNumId="18">
     <w:nsid w:val="6DF75E02"/>
     <w:multiLevelType w:val="hybridMultilevel"/>
     <w:tmpl w:val="71649CD0"/>
@@ -4397,7 +5373,233 @@
       </w:pPr>
     </w:lvl>
   </w:abstractNum>
-  <w:abstractNum w:abstractNumId="15">
+  <w:abstractNum w:abstractNumId="19">
+    <w:nsid w:val="78540BF2"/>
+    <w:multiLevelType w:val="hybridMultilevel"/>
+    <w:tmpl w:val="C936CD8C"/>
+    <w:lvl w:ilvl="0" w:tplc="4009000B">
+      <w:start w:val="1"/>
+      <w:numFmt w:val="bullet"/>
+      <w:lvlText w:val=""/>
+      <w:lvlJc w:val="left"/>
+      <w:pPr>
+        <w:ind w:left="1440" w:hanging="360"/>
+      </w:pPr>
+      <w:rPr>
+        <w:rFonts w:ascii="Wingdings" w:hAnsi="Wingdings" w:hint="default"/>
+      </w:rPr>
+    </w:lvl>
+    <w:lvl w:ilvl="1" w:tplc="40090003" w:tentative="1">
+      <w:start w:val="1"/>
+      <w:numFmt w:val="bullet"/>
+      <w:lvlText w:val="o"/>
+      <w:lvlJc w:val="left"/>
+      <w:pPr>
+        <w:ind w:left="2160" w:hanging="360"/>
+      </w:pPr>
+      <w:rPr>
+        <w:rFonts w:ascii="Courier New" w:hAnsi="Courier New" w:cs="Courier New" w:hint="default"/>
+      </w:rPr>
+    </w:lvl>
+    <w:lvl w:ilvl="2" w:tplc="40090005" w:tentative="1">
+      <w:start w:val="1"/>
+      <w:numFmt w:val="bullet"/>
+      <w:lvlText w:val=""/>
+      <w:lvlJc w:val="left"/>
+      <w:pPr>
+        <w:ind w:left="2880" w:hanging="360"/>
+      </w:pPr>
+      <w:rPr>
+        <w:rFonts w:ascii="Wingdings" w:hAnsi="Wingdings" w:hint="default"/>
+      </w:rPr>
+    </w:lvl>
+    <w:lvl w:ilvl="3" w:tplc="40090001" w:tentative="1">
+      <w:start w:val="1"/>
+      <w:numFmt w:val="bullet"/>
+      <w:lvlText w:val=""/>
+      <w:lvlJc w:val="left"/>
+      <w:pPr>
+        <w:ind w:left="3600" w:hanging="360"/>
+      </w:pPr>
+      <w:rPr>
+        <w:rFonts w:ascii="Symbol" w:hAnsi="Symbol" w:hint="default"/>
+      </w:rPr>
+    </w:lvl>
+    <w:lvl w:ilvl="4" w:tplc="40090003" w:tentative="1">
+      <w:start w:val="1"/>
+      <w:numFmt w:val="bullet"/>
+      <w:lvlText w:val="o"/>
+      <w:lvlJc w:val="left"/>
+      <w:pPr>
+        <w:ind w:left="4320" w:hanging="360"/>
+      </w:pPr>
+      <w:rPr>
+        <w:rFonts w:ascii="Courier New" w:hAnsi="Courier New" w:cs="Courier New" w:hint="default"/>
+      </w:rPr>
+    </w:lvl>
+    <w:lvl w:ilvl="5" w:tplc="40090005" w:tentative="1">
+      <w:start w:val="1"/>
+      <w:numFmt w:val="bullet"/>
+      <w:lvlText w:val=""/>
+      <w:lvlJc w:val="left"/>
+      <w:pPr>
+        <w:ind w:left="5040" w:hanging="360"/>
+      </w:pPr>
+      <w:rPr>
+        <w:rFonts w:ascii="Wingdings" w:hAnsi="Wingdings" w:hint="default"/>
+      </w:rPr>
+    </w:lvl>
+    <w:lvl w:ilvl="6" w:tplc="40090001" w:tentative="1">
+      <w:start w:val="1"/>
+      <w:numFmt w:val="bullet"/>
+      <w:lvlText w:val=""/>
+      <w:lvlJc w:val="left"/>
+      <w:pPr>
+        <w:ind w:left="5760" w:hanging="360"/>
+      </w:pPr>
+      <w:rPr>
+        <w:rFonts w:ascii="Symbol" w:hAnsi="Symbol" w:hint="default"/>
+      </w:rPr>
+    </w:lvl>
+    <w:lvl w:ilvl="7" w:tplc="40090003" w:tentative="1">
+      <w:start w:val="1"/>
+      <w:numFmt w:val="bullet"/>
+      <w:lvlText w:val="o"/>
+      <w:lvlJc w:val="left"/>
+      <w:pPr>
+        <w:ind w:left="6480" w:hanging="360"/>
+      </w:pPr>
+      <w:rPr>
+        <w:rFonts w:ascii="Courier New" w:hAnsi="Courier New" w:cs="Courier New" w:hint="default"/>
+      </w:rPr>
+    </w:lvl>
+    <w:lvl w:ilvl="8" w:tplc="40090005" w:tentative="1">
+      <w:start w:val="1"/>
+      <w:numFmt w:val="bullet"/>
+      <w:lvlText w:val=""/>
+      <w:lvlJc w:val="left"/>
+      <w:pPr>
+        <w:ind w:left="7200" w:hanging="360"/>
+      </w:pPr>
+      <w:rPr>
+        <w:rFonts w:ascii="Wingdings" w:hAnsi="Wingdings" w:hint="default"/>
+      </w:rPr>
+    </w:lvl>
+  </w:abstractNum>
+  <w:abstractNum w:abstractNumId="20">
+    <w:nsid w:val="7C064176"/>
+    <w:multiLevelType w:val="hybridMultilevel"/>
+    <w:tmpl w:val="3E5241BE"/>
+    <w:lvl w:ilvl="0" w:tplc="40090001">
+      <w:start w:val="1"/>
+      <w:numFmt w:val="bullet"/>
+      <w:lvlText w:val=""/>
+      <w:lvlJc w:val="left"/>
+      <w:pPr>
+        <w:ind w:left="1080" w:hanging="360"/>
+      </w:pPr>
+      <w:rPr>
+        <w:rFonts w:ascii="Symbol" w:hAnsi="Symbol" w:hint="default"/>
+      </w:rPr>
+    </w:lvl>
+    <w:lvl w:ilvl="1" w:tplc="40090003" w:tentative="1">
+      <w:start w:val="1"/>
+      <w:numFmt w:val="bullet"/>
+      <w:lvlText w:val="o"/>
+      <w:lvlJc w:val="left"/>
+      <w:pPr>
+        <w:ind w:left="1800" w:hanging="360"/>
+      </w:pPr>
+      <w:rPr>
+        <w:rFonts w:ascii="Courier New" w:hAnsi="Courier New" w:cs="Courier New" w:hint="default"/>
+      </w:rPr>
+    </w:lvl>
+    <w:lvl w:ilvl="2" w:tplc="40090005" w:tentative="1">
+      <w:start w:val="1"/>
+      <w:numFmt w:val="bullet"/>
+      <w:lvlText w:val=""/>
+      <w:lvlJc w:val="left"/>
+      <w:pPr>
+        <w:ind w:left="2520" w:hanging="360"/>
+      </w:pPr>
+      <w:rPr>
+        <w:rFonts w:ascii="Wingdings" w:hAnsi="Wingdings" w:hint="default"/>
+      </w:rPr>
+    </w:lvl>
+    <w:lvl w:ilvl="3" w:tplc="40090001" w:tentative="1">
+      <w:start w:val="1"/>
+      <w:numFmt w:val="bullet"/>
+      <w:lvlText w:val=""/>
+      <w:lvlJc w:val="left"/>
+      <w:pPr>
+        <w:ind w:left="3240" w:hanging="360"/>
+      </w:pPr>
+      <w:rPr>
+        <w:rFonts w:ascii="Symbol" w:hAnsi="Symbol" w:hint="default"/>
+      </w:rPr>
+    </w:lvl>
+    <w:lvl w:ilvl="4" w:tplc="40090003" w:tentative="1">
+      <w:start w:val="1"/>
+      <w:numFmt w:val="bullet"/>
+      <w:lvlText w:val="o"/>
+      <w:lvlJc w:val="left"/>
+      <w:pPr>
+        <w:ind w:left="3960" w:hanging="360"/>
+      </w:pPr>
+      <w:rPr>
+        <w:rFonts w:ascii="Courier New" w:hAnsi="Courier New" w:cs="Courier New" w:hint="default"/>
+      </w:rPr>
+    </w:lvl>
+    <w:lvl w:ilvl="5" w:tplc="40090005" w:tentative="1">
+      <w:start w:val="1"/>
+      <w:numFmt w:val="bullet"/>
+      <w:lvlText w:val=""/>
+      <w:lvlJc w:val="left"/>
+      <w:pPr>
+        <w:ind w:left="4680" w:hanging="360"/>
+      </w:pPr>
+      <w:rPr>
+        <w:rFonts w:ascii="Wingdings" w:hAnsi="Wingdings" w:hint="default"/>
+      </w:rPr>
+    </w:lvl>
+    <w:lvl w:ilvl="6" w:tplc="40090001" w:tentative="1">
+      <w:start w:val="1"/>
+      <w:numFmt w:val="bullet"/>
+      <w:lvlText w:val=""/>
+      <w:lvlJc w:val="left"/>
+      <w:pPr>
+        <w:ind w:left="5400" w:hanging="360"/>
+      </w:pPr>
+      <w:rPr>
+        <w:rFonts w:ascii="Symbol" w:hAnsi="Symbol" w:hint="default"/>
+      </w:rPr>
+    </w:lvl>
+    <w:lvl w:ilvl="7" w:tplc="40090003" w:tentative="1">
+      <w:start w:val="1"/>
+      <w:numFmt w:val="bullet"/>
+      <w:lvlText w:val="o"/>
+      <w:lvlJc w:val="left"/>
+      <w:pPr>
+        <w:ind w:left="6120" w:hanging="360"/>
+      </w:pPr>
+      <w:rPr>
+        <w:rFonts w:ascii="Courier New" w:hAnsi="Courier New" w:cs="Courier New" w:hint="default"/>
+      </w:rPr>
+    </w:lvl>
+    <w:lvl w:ilvl="8" w:tplc="40090005" w:tentative="1">
+      <w:start w:val="1"/>
+      <w:numFmt w:val="bullet"/>
+      <w:lvlText w:val=""/>
+      <w:lvlJc w:val="left"/>
+      <w:pPr>
+        <w:ind w:left="6840" w:hanging="360"/>
+      </w:pPr>
+      <w:rPr>
+        <w:rFonts w:ascii="Wingdings" w:hAnsi="Wingdings" w:hint="default"/>
+      </w:rPr>
+    </w:lvl>
+  </w:abstractNum>
+  <w:abstractNum w:abstractNumId="21">
     <w:nsid w:val="7EEC090E"/>
     <w:multiLevelType w:val="hybridMultilevel"/>
     <w:tmpl w:val="365EFC12"/>
@@ -4521,22 +5723,22 @@
     </w:lvl>
   </w:abstractNum>
   <w:num w:numId="1">
-    <w:abstractNumId w:val="15"/>
+    <w:abstractNumId w:val="21"/>
   </w:num>
   <w:num w:numId="2">
     <w:abstractNumId w:val="2"/>
   </w:num>
   <w:num w:numId="3">
-    <w:abstractNumId w:val="13"/>
+    <w:abstractNumId w:val="17"/>
   </w:num>
   <w:num w:numId="4">
-    <w:abstractNumId w:val="5"/>
+    <w:abstractNumId w:val="6"/>
   </w:num>
   <w:num w:numId="5">
-    <w:abstractNumId w:val="6"/>
+    <w:abstractNumId w:val="7"/>
   </w:num>
   <w:num w:numId="6">
-    <w:abstractNumId w:val="7"/>
+    <w:abstractNumId w:val="10"/>
   </w:num>
   <w:num w:numId="7">
     <w:abstractNumId w:val="4"/>
@@ -4545,7 +5747,7 @@
     <w:abstractNumId w:val="0"/>
   </w:num>
   <w:num w:numId="9">
-    <w:abstractNumId w:val="9"/>
+    <w:abstractNumId w:val="12"/>
   </w:num>
   <w:num w:numId="10">
     <w:abstractNumId w:val="1"/>
@@ -4554,19 +5756,37 @@
     <w:abstractNumId w:val="3"/>
   </w:num>
   <w:num w:numId="12">
+    <w:abstractNumId w:val="18"/>
+  </w:num>
+  <w:num w:numId="13">
     <w:abstractNumId w:val="14"/>
   </w:num>
-  <w:num w:numId="13">
-    <w:abstractNumId w:val="10"/>
+  <w:num w:numId="14">
+    <w:abstractNumId w:val="15"/>
   </w:num>
-  <w:num w:numId="14">
+  <w:num w:numId="15">
+    <w:abstractNumId w:val="16"/>
+  </w:num>
+  <w:num w:numId="16">
     <w:abstractNumId w:val="11"/>
   </w:num>
-  <w:num w:numId="15">
-    <w:abstractNumId w:val="12"/>
+  <w:num w:numId="17">
+    <w:abstractNumId w:val="9"/>
   </w:num>
-  <w:num w:numId="16">
+  <w:num w:numId="18">
+    <w:abstractNumId w:val="5"/>
+  </w:num>
+  <w:num w:numId="19">
     <w:abstractNumId w:val="8"/>
+  </w:num>
+  <w:num w:numId="20">
+    <w:abstractNumId w:val="13"/>
+  </w:num>
+  <w:num w:numId="21">
+    <w:abstractNumId w:val="19"/>
+  </w:num>
+  <w:num w:numId="22">
+    <w:abstractNumId w:val="20"/>
   </w:num>
 </w:numbering>
 </file>
@@ -4731,6 +5951,7 @@
   <w:style w:type="paragraph" w:default="1" w:styleId="Normal">
     <w:name w:val="Normal"/>
     <w:qFormat/>
+    <w:rsid w:val="00A96ED1"/>
   </w:style>
   <w:style w:type="paragraph" w:styleId="Heading2">
     <w:name w:val="heading 2"/>
@@ -4807,6 +6028,7 @@
   <w:style w:type="character" w:default="1" w:styleId="DefaultParagraphFont">
     <w:name w:val="Default Paragraph Font"/>
     <w:uiPriority w:val="1"/>
+    <w:semiHidden/>
     <w:unhideWhenUsed/>
   </w:style>
   <w:style w:type="table" w:default="1" w:styleId="TableNormal">
@@ -5098,6 +6320,7 @@
   <w:style w:type="paragraph" w:default="1" w:styleId="Normal">
     <w:name w:val="Normal"/>
     <w:qFormat/>
+    <w:rsid w:val="00A96ED1"/>
   </w:style>
   <w:style w:type="paragraph" w:styleId="Heading2">
     <w:name w:val="heading 2"/>
@@ -5174,6 +6397,7 @@
   <w:style w:type="character" w:default="1" w:styleId="DefaultParagraphFont">
     <w:name w:val="Default Paragraph Font"/>
     <w:uiPriority w:val="1"/>
+    <w:semiHidden/>
     <w:unhideWhenUsed/>
   </w:style>
   <w:style w:type="table" w:default="1" w:styleId="TableNormal">

--- a/Online Judge.docx
+++ b/Online Judge.docx
@@ -104,17 +104,7 @@
           <w:sz w:val="22"/>
           <w:szCs w:val="22"/>
         </w:rPr>
-        <w:t xml:space="preserve">An online judge is a platform where users can practice </w:t>
-      </w:r>
-      <w:bookmarkStart w:id="0" w:name="_GoBack"/>
-      <w:bookmarkEnd w:id="0"/>
-      <w:r>
-        <w:rPr>
-          <w:rFonts w:asciiTheme="minorHAnsi" w:hAnsiTheme="minorHAnsi" w:cstheme="minorHAnsi"/>
-          <w:sz w:val="22"/>
-          <w:szCs w:val="22"/>
-        </w:rPr>
-        <w:t>and improve their programming skills by solving coding problems. Participants submit their solutions, which are automatically evaluated against a set of hidden test cases to verify correctness and effi</w:t>
+        <w:t>An online judge is a platform where users can practice and improve their programming skills by solving coding problems. Participants submit their solutions, which are automatically evaluated against a set of hidden test cases to verify correctness and effi</w:t>
       </w:r>
       <w:r>
         <w:rPr>
@@ -2339,7 +2329,6 @@
         </w:numPr>
         <w:rPr>
           <w:rFonts w:asciiTheme="minorHAnsi" w:hAnsiTheme="minorHAnsi" w:cstheme="minorHAnsi"/>
-          <w:b/>
           <w:sz w:val="22"/>
           <w:szCs w:val="22"/>
         </w:rPr>
@@ -2352,44 +2341,12 @@
         </w:rPr>
         <w:t>password: string</w:t>
       </w:r>
-    </w:p>
-    <w:p>
-      <w:pPr>
-        <w:pStyle w:val="BodyText"/>
-        <w:numPr>
-          <w:ilvl w:val="0"/>
-          <w:numId w:val="14"/>
-        </w:numPr>
-        <w:rPr>
-          <w:rFonts w:asciiTheme="minorHAnsi" w:hAnsiTheme="minorHAnsi" w:cstheme="minorHAnsi"/>
-          <w:b/>
-          <w:sz w:val="22"/>
-          <w:szCs w:val="22"/>
-        </w:rPr>
-      </w:pPr>
-      <w:r>
-        <w:rPr>
-          <w:rFonts w:asciiTheme="minorHAnsi" w:hAnsiTheme="minorHAnsi" w:cstheme="minorHAnsi"/>
-          <w:sz w:val="22"/>
-          <w:szCs w:val="22"/>
-        </w:rPr>
-        <w:t xml:space="preserve">submissions: array of </w:t>
-      </w:r>
-      <w:proofErr w:type="spellStart"/>
-      <w:r>
-        <w:rPr>
-          <w:rFonts w:asciiTheme="minorHAnsi" w:hAnsiTheme="minorHAnsi" w:cstheme="minorHAnsi"/>
-          <w:sz w:val="22"/>
-          <w:szCs w:val="22"/>
-        </w:rPr>
-        <w:t>submission_id</w:t>
-      </w:r>
-      <w:proofErr w:type="spellEnd"/>
-    </w:p>
-    <w:p>
-      <w:pPr>
-        <w:pStyle w:val="BodyText"/>
-        <w:ind w:left="720"/>
+      <w:bookmarkStart w:id="0" w:name="_GoBack"/>
+      <w:bookmarkEnd w:id="0"/>
+    </w:p>
+    <w:p>
+      <w:pPr>
+        <w:pStyle w:val="BodyText"/>
         <w:rPr>
           <w:rFonts w:asciiTheme="minorHAnsi" w:hAnsiTheme="minorHAnsi" w:cstheme="minorHAnsi"/>
           <w:sz w:val="22"/>
@@ -3163,7 +3120,6 @@
           <w:sz w:val="22"/>
           <w:szCs w:val="22"/>
         </w:rPr>
-        <w:lastRenderedPageBreak/>
         <w:t>Verdict</w:t>
       </w:r>
     </w:p>

--- a/Online Judge.docx
+++ b/Online Judge.docx
@@ -2341,8 +2341,28 @@
         </w:rPr>
         <w:t>password: string</w:t>
       </w:r>
-      <w:bookmarkStart w:id="0" w:name="_GoBack"/>
-      <w:bookmarkEnd w:id="0"/>
+    </w:p>
+    <w:p>
+      <w:pPr>
+        <w:pStyle w:val="BodyText"/>
+        <w:numPr>
+          <w:ilvl w:val="0"/>
+          <w:numId w:val="14"/>
+        </w:numPr>
+        <w:rPr>
+          <w:rFonts w:asciiTheme="minorHAnsi" w:hAnsiTheme="minorHAnsi" w:cstheme="minorHAnsi"/>
+          <w:sz w:val="22"/>
+          <w:szCs w:val="22"/>
+        </w:rPr>
+      </w:pPr>
+      <w:r>
+        <w:rPr>
+          <w:rFonts w:asciiTheme="minorHAnsi" w:hAnsiTheme="minorHAnsi" w:cstheme="minorHAnsi"/>
+          <w:sz w:val="22"/>
+          <w:szCs w:val="22"/>
+        </w:rPr>
+        <w:t>user: ‘admin’ or ‘user’</w:t>
+      </w:r>
     </w:p>
     <w:p>
       <w:pPr>
@@ -2427,6 +2447,126 @@
     <w:p>
       <w:pPr>
         <w:pStyle w:val="BodyText"/>
+        <w:numPr>
+          <w:ilvl w:val="0"/>
+          <w:numId w:val="8"/>
+        </w:numPr>
+        <w:rPr>
+          <w:rFonts w:asciiTheme="minorHAnsi" w:hAnsiTheme="minorHAnsi" w:cstheme="minorHAnsi"/>
+          <w:b/>
+          <w:sz w:val="22"/>
+          <w:szCs w:val="22"/>
+        </w:rPr>
+      </w:pPr>
+      <w:proofErr w:type="spellStart"/>
+      <w:r>
+        <w:rPr>
+          <w:rFonts w:asciiTheme="minorHAnsi" w:hAnsiTheme="minorHAnsi" w:cstheme="minorHAnsi"/>
+          <w:sz w:val="22"/>
+          <w:szCs w:val="22"/>
+        </w:rPr>
+        <w:t>timeLimit</w:t>
+      </w:r>
+      <w:proofErr w:type="spellEnd"/>
+      <w:r>
+        <w:rPr>
+          <w:rFonts w:asciiTheme="minorHAnsi" w:hAnsiTheme="minorHAnsi" w:cstheme="minorHAnsi"/>
+          <w:sz w:val="22"/>
+          <w:szCs w:val="22"/>
+        </w:rPr>
+        <w:t>: numbe</w:t>
+      </w:r>
+      <w:r>
+        <w:rPr>
+          <w:rFonts w:asciiTheme="minorHAnsi" w:hAnsiTheme="minorHAnsi" w:cstheme="minorHAnsi"/>
+          <w:sz w:val="22"/>
+          <w:szCs w:val="22"/>
+        </w:rPr>
+        <w:t>r</w:t>
+      </w:r>
+    </w:p>
+    <w:p>
+      <w:pPr>
+        <w:pStyle w:val="BodyText"/>
+        <w:numPr>
+          <w:ilvl w:val="0"/>
+          <w:numId w:val="8"/>
+        </w:numPr>
+        <w:rPr>
+          <w:rFonts w:asciiTheme="minorHAnsi" w:hAnsiTheme="minorHAnsi" w:cstheme="minorHAnsi"/>
+          <w:b/>
+          <w:sz w:val="22"/>
+          <w:szCs w:val="22"/>
+        </w:rPr>
+      </w:pPr>
+      <w:proofErr w:type="spellStart"/>
+      <w:r>
+        <w:rPr>
+          <w:rFonts w:asciiTheme="minorHAnsi" w:hAnsiTheme="minorHAnsi" w:cstheme="minorHAnsi"/>
+          <w:sz w:val="22"/>
+          <w:szCs w:val="22"/>
+        </w:rPr>
+        <w:t>memoryLimit</w:t>
+      </w:r>
+      <w:proofErr w:type="spellEnd"/>
+      <w:r>
+        <w:rPr>
+          <w:rFonts w:asciiTheme="minorHAnsi" w:hAnsiTheme="minorHAnsi" w:cstheme="minorHAnsi"/>
+          <w:sz w:val="22"/>
+          <w:szCs w:val="22"/>
+        </w:rPr>
+        <w:t>: number,</w:t>
+      </w:r>
+    </w:p>
+    <w:p>
+      <w:pPr>
+        <w:pStyle w:val="BodyText"/>
+        <w:numPr>
+          <w:ilvl w:val="0"/>
+          <w:numId w:val="8"/>
+        </w:numPr>
+        <w:rPr>
+          <w:rFonts w:asciiTheme="minorHAnsi" w:hAnsiTheme="minorHAnsi" w:cstheme="minorHAnsi"/>
+          <w:b/>
+          <w:sz w:val="22"/>
+          <w:szCs w:val="22"/>
+        </w:rPr>
+      </w:pPr>
+      <w:r>
+        <w:rPr>
+          <w:rFonts w:asciiTheme="minorHAnsi" w:hAnsiTheme="minorHAnsi" w:cstheme="minorHAnsi"/>
+          <w:sz w:val="22"/>
+          <w:szCs w:val="22"/>
+        </w:rPr>
+        <w:t>constraints</w:t>
+      </w:r>
+    </w:p>
+    <w:p>
+      <w:pPr>
+        <w:pStyle w:val="BodyText"/>
+        <w:numPr>
+          <w:ilvl w:val="0"/>
+          <w:numId w:val="8"/>
+        </w:numPr>
+        <w:rPr>
+          <w:rFonts w:asciiTheme="minorHAnsi" w:hAnsiTheme="minorHAnsi" w:cstheme="minorHAnsi"/>
+          <w:b/>
+          <w:sz w:val="22"/>
+          <w:szCs w:val="22"/>
+        </w:rPr>
+      </w:pPr>
+      <w:r>
+        <w:rPr>
+          <w:rFonts w:asciiTheme="minorHAnsi" w:hAnsiTheme="minorHAnsi" w:cstheme="minorHAnsi"/>
+          <w:sz w:val="22"/>
+          <w:szCs w:val="22"/>
+        </w:rPr>
+        <w:t>example test cases</w:t>
+      </w:r>
+    </w:p>
+    <w:p>
+      <w:pPr>
+        <w:pStyle w:val="BodyText"/>
         <w:rPr>
           <w:rFonts w:asciiTheme="minorHAnsi" w:hAnsiTheme="minorHAnsi" w:cstheme="minorHAnsi"/>
           <w:b/>
@@ -3032,6 +3172,7 @@
           <w:sz w:val="22"/>
           <w:szCs w:val="22"/>
         </w:rPr>
+        <w:lastRenderedPageBreak/>
         <w:t>View past submissions</w:t>
       </w:r>
     </w:p>
@@ -3267,6 +3408,14 @@
         </w:rPr>
         <w:t>POST request for submission</w:t>
       </w:r>
+      <w:r>
+        <w:rPr>
+          <w:rFonts w:asciiTheme="minorHAnsi" w:hAnsiTheme="minorHAnsi" w:cstheme="minorHAnsi"/>
+          <w:sz w:val="22"/>
+          <w:szCs w:val="22"/>
+        </w:rPr>
+        <w:t>/run</w:t>
+      </w:r>
     </w:p>
     <w:p>
       <w:pPr>
@@ -3317,6 +3466,98 @@
     <w:p>
       <w:pPr>
         <w:pStyle w:val="BodyText"/>
+        <w:numPr>
+          <w:ilvl w:val="0"/>
+          <w:numId w:val="18"/>
+        </w:numPr>
+        <w:rPr>
+          <w:rFonts w:asciiTheme="minorHAnsi" w:hAnsiTheme="minorHAnsi" w:cstheme="minorHAnsi"/>
+          <w:b/>
+          <w:sz w:val="22"/>
+          <w:szCs w:val="22"/>
+        </w:rPr>
+      </w:pPr>
+      <w:r>
+        <w:rPr>
+          <w:rFonts w:asciiTheme="minorHAnsi" w:hAnsiTheme="minorHAnsi" w:cstheme="minorHAnsi"/>
+          <w:sz w:val="22"/>
+          <w:szCs w:val="22"/>
+        </w:rPr>
+        <w:t>POST request to get AI review for submission</w:t>
+      </w:r>
+    </w:p>
+    <w:p>
+      <w:pPr>
+        <w:pStyle w:val="BodyText"/>
+        <w:numPr>
+          <w:ilvl w:val="0"/>
+          <w:numId w:val="18"/>
+        </w:numPr>
+        <w:rPr>
+          <w:rFonts w:asciiTheme="minorHAnsi" w:hAnsiTheme="minorHAnsi" w:cstheme="minorHAnsi"/>
+          <w:b/>
+          <w:sz w:val="22"/>
+          <w:szCs w:val="22"/>
+        </w:rPr>
+      </w:pPr>
+      <w:r>
+        <w:rPr>
+          <w:rFonts w:asciiTheme="minorHAnsi" w:hAnsiTheme="minorHAnsi" w:cstheme="minorHAnsi"/>
+          <w:sz w:val="22"/>
+          <w:szCs w:val="22"/>
+        </w:rPr>
+        <w:t>POST request to create problem</w:t>
+      </w:r>
+    </w:p>
+    <w:p>
+      <w:pPr>
+        <w:pStyle w:val="BodyText"/>
+        <w:numPr>
+          <w:ilvl w:val="0"/>
+          <w:numId w:val="18"/>
+        </w:numPr>
+        <w:rPr>
+          <w:rFonts w:asciiTheme="minorHAnsi" w:hAnsiTheme="minorHAnsi" w:cstheme="minorHAnsi"/>
+          <w:b/>
+          <w:sz w:val="22"/>
+          <w:szCs w:val="22"/>
+        </w:rPr>
+      </w:pPr>
+      <w:r>
+        <w:rPr>
+          <w:rFonts w:asciiTheme="minorHAnsi" w:hAnsiTheme="minorHAnsi" w:cstheme="minorHAnsi"/>
+          <w:sz w:val="22"/>
+          <w:szCs w:val="22"/>
+        </w:rPr>
+        <w:t>PUT request to update the problem</w:t>
+      </w:r>
+    </w:p>
+    <w:p>
+      <w:pPr>
+        <w:pStyle w:val="BodyText"/>
+        <w:numPr>
+          <w:ilvl w:val="0"/>
+          <w:numId w:val="18"/>
+        </w:numPr>
+        <w:rPr>
+          <w:rFonts w:asciiTheme="minorHAnsi" w:hAnsiTheme="minorHAnsi" w:cstheme="minorHAnsi"/>
+          <w:b/>
+          <w:sz w:val="22"/>
+          <w:szCs w:val="22"/>
+        </w:rPr>
+      </w:pPr>
+      <w:r>
+        <w:rPr>
+          <w:rFonts w:asciiTheme="minorHAnsi" w:hAnsiTheme="minorHAnsi" w:cstheme="minorHAnsi"/>
+          <w:sz w:val="22"/>
+          <w:szCs w:val="22"/>
+        </w:rPr>
+        <w:t>DELETE request to delete a problem</w:t>
+      </w:r>
+    </w:p>
+    <w:p>
+      <w:pPr>
+        <w:pStyle w:val="BodyText"/>
         <w:rPr>
           <w:rFonts w:asciiTheme="minorHAnsi" w:hAnsiTheme="minorHAnsi" w:cstheme="minorHAnsi"/>
           <w:sz w:val="22"/>
@@ -3440,6 +3681,8 @@
         </w:rPr>
         <w:t>Are subject to strict execution time limits.</w:t>
       </w:r>
+      <w:bookmarkStart w:id="0" w:name="_GoBack"/>
+      <w:bookmarkEnd w:id="0"/>
     </w:p>
     <w:p/>
     <w:p/>
